--- a/public/assets/files/stacjonarne/GRK.docx
+++ b/public/assets/files/stacjonarne/GRK.docx
@@ -523,6 +523,7 @@
                 <w:i w:val="0"/>
                 <w:sz w:val="22"/>
               </w:rPr>
+              <w:t>I</w:t>
             </w:r>
           </w:p>
         </w:tc>
@@ -560,6 +561,7 @@
                 <w:i w:val="0"/>
                 <w:sz w:val="22"/>
               </w:rPr>
+              <w:t>obligatoryjny</w:t>
             </w:r>
           </w:p>
         </w:tc>

--- a/public/assets/files/stacjonarne/GRK.docx
+++ b/public/assets/files/stacjonarne/GRK.docx
@@ -680,12 +680,22 @@
         <w:tblW w:w="5000" w:type="pct"/>
       </w:tblPr>
       <w:tblGrid>
-        <w:gridCol w:w="9972"/>
+        <w:gridCol w:w="997"/>
+        <w:gridCol w:w="997"/>
+        <w:gridCol w:w="997"/>
+        <w:gridCol w:w="997"/>
+        <w:gridCol w:w="997"/>
+        <w:gridCol w:w="997"/>
+        <w:gridCol w:w="997"/>
+        <w:gridCol w:w="997"/>
+        <w:gridCol w:w="997"/>
+        <w:gridCol w:w="997"/>
       </w:tblGrid>
       <w:tr>
         <w:tc>
           <w:tcPr>
-            <w:tcW w:type="dxa" w:w="9972"/>
+            <w:tcW w:type="dxa" w:w="9970"/>
+            <w:gridSpan w:val="10"/>
             <w:shd w:val="clear" w:color="auto" w:fill="D9D9D9"/>
           </w:tcPr>
           <w:p>
@@ -704,31 +714,34 @@
           </w:p>
         </w:tc>
       </w:tr>
-    </w:tbl>
-    <w:tbl>
-      <w:tblPr>
-        <w:tblW w:type="auto" w:w="0"/>
-        <w:tblLook w:firstColumn="1" w:firstRow="1" w:lastColumn="0" w:lastRow="0" w:noHBand="0" w:noVBand="1" w:val="04A0"/>
-        <w:tblBorders>
-          <w:top w:val="single" w:sz="4" w:space="0" w:color="000000"/>
-          <w:left w:val="single" w:sz="4" w:space="0" w:color="000000"/>
-          <w:bottom w:val="single" w:sz="4" w:space="0" w:color="000000"/>
-          <w:right w:val="single" w:sz="4" w:space="0" w:color="000000"/>
-          <w:insideH w:val="single" w:sz="4" w:space="0" w:color="000000"/>
-          <w:insideV w:val="single" w:sz="4" w:space="0" w:color="000000"/>
-        </w:tblBorders>
-        <w:tblW w:w="5000" w:type="pct"/>
-      </w:tblPr>
-      <w:tblGrid>
-        <w:gridCol w:w="2493"/>
-        <w:gridCol w:w="2493"/>
-        <w:gridCol w:w="2493"/>
-        <w:gridCol w:w="2493"/>
-      </w:tblGrid>
       <w:tr>
         <w:tc>
           <w:tcPr>
-            <w:tcW w:type="dxa" w:w="2493"/>
+            <w:tcW w:type="dxa" w:w="9970"/>
+            <w:gridSpan w:val="10"/>
+            <w:shd w:val="clear" w:color="auto" w:fill="D9D9D9"/>
+          </w:tcPr>
+          <w:p>
+            <w:pPr>
+              <w:spacing w:before="20" w:after="20"/>
+            </w:pPr>
+            <w:r>
+              <w:rPr>
+                <w:rFonts w:ascii="Aptos" w:hAnsi="Aptos"/>
+                <w:b w:val="0"/>
+                <w:i w:val="0"/>
+                <w:sz w:val="16"/>
+              </w:rPr>
+              <w:t>Wymiar godzinowy (liczba godzin w semestrze)</w:t>
+            </w:r>
+          </w:p>
+        </w:tc>
+      </w:tr>
+      <w:tr>
+        <w:tc>
+          <w:tcPr>
+            <w:tcW w:type="dxa" w:w="1994"/>
+            <w:gridSpan w:val="2"/>
             <w:shd w:val="clear" w:color="auto" w:fill="D9D9D9"/>
           </w:tcPr>
           <w:p>
@@ -748,7 +761,8 @@
         </w:tc>
         <w:tc>
           <w:tcPr>
-            <w:tcW w:type="dxa" w:w="2493"/>
+            <w:tcW w:type="dxa" w:w="2991"/>
+            <w:gridSpan w:val="3"/>
             <w:shd w:val="clear" w:color="auto" w:fill="D9D9D9"/>
           </w:tcPr>
           <w:p>
@@ -768,7 +782,8 @@
         </w:tc>
         <w:tc>
           <w:tcPr>
-            <w:tcW w:type="dxa" w:w="2493"/>
+            <w:tcW w:type="dxa" w:w="2991"/>
+            <w:gridSpan w:val="3"/>
             <w:shd w:val="clear" w:color="auto" w:fill="D9D9D9"/>
           </w:tcPr>
           <w:p>
@@ -788,7 +803,8 @@
         </w:tc>
         <w:tc>
           <w:tcPr>
-            <w:tcW w:type="dxa" w:w="2493"/>
+            <w:tcW w:type="dxa" w:w="1994"/>
+            <w:gridSpan w:val="2"/>
             <w:shd w:val="clear" w:color="auto" w:fill="D9D9D9"/>
           </w:tcPr>
           <w:p>
@@ -810,7 +826,8 @@
       <w:tr>
         <w:tc>
           <w:tcPr>
-            <w:tcW w:type="dxa" w:w="2493"/>
+            <w:tcW w:type="dxa" w:w="1994"/>
+            <w:gridSpan w:val="2"/>
           </w:tcPr>
           <w:p>
             <w:pPr>
@@ -829,7 +846,8 @@
         </w:tc>
         <w:tc>
           <w:tcPr>
-            <w:tcW w:type="dxa" w:w="2493"/>
+            <w:tcW w:type="dxa" w:w="2991"/>
+            <w:gridSpan w:val="3"/>
           </w:tcPr>
           <w:p>
             <w:pPr>
@@ -848,7 +866,8 @@
         </w:tc>
         <w:tc>
           <w:tcPr>
-            <w:tcW w:type="dxa" w:w="2493"/>
+            <w:tcW w:type="dxa" w:w="2991"/>
+            <w:gridSpan w:val="3"/>
           </w:tcPr>
           <w:p>
             <w:pPr>
@@ -867,7 +886,8 @@
         </w:tc>
         <w:tc>
           <w:tcPr>
-            <w:tcW w:type="dxa" w:w="2493"/>
+            <w:tcW w:type="dxa" w:w="1994"/>
+            <w:gridSpan w:val="2"/>
           </w:tcPr>
           <w:p>
             <w:pPr>
@@ -885,30 +905,34 @@
           </w:p>
         </w:tc>
       </w:tr>
-    </w:tbl>
-    <w:tbl>
-      <w:tblPr>
-        <w:tblW w:type="auto" w:w="0"/>
-        <w:tblLook w:firstColumn="1" w:firstRow="1" w:lastColumn="0" w:lastRow="0" w:noHBand="0" w:noVBand="1" w:val="04A0"/>
-        <w:tblBorders>
-          <w:top w:val="single" w:sz="4" w:space="0" w:color="000000"/>
-          <w:left w:val="single" w:sz="4" w:space="0" w:color="000000"/>
-          <w:bottom w:val="single" w:sz="4" w:space="0" w:color="000000"/>
-          <w:right w:val="single" w:sz="4" w:space="0" w:color="000000"/>
-          <w:insideH w:val="single" w:sz="4" w:space="0" w:color="000000"/>
-          <w:insideV w:val="single" w:sz="4" w:space="0" w:color="000000"/>
-        </w:tblBorders>
-        <w:tblW w:w="5000" w:type="pct"/>
-      </w:tblPr>
-      <w:tblGrid>
-        <w:gridCol w:w="3324"/>
-        <w:gridCol w:w="3324"/>
-        <w:gridCol w:w="3324"/>
-      </w:tblGrid>
       <w:tr>
         <w:tc>
           <w:tcPr>
-            <w:tcW w:type="dxa" w:w="3324"/>
+            <w:tcW w:type="dxa" w:w="9970"/>
+            <w:gridSpan w:val="10"/>
+            <w:shd w:val="clear" w:color="auto" w:fill="D9D9D9"/>
+          </w:tcPr>
+          <w:p>
+            <w:pPr>
+              <w:spacing w:before="20" w:after="20"/>
+            </w:pPr>
+            <w:r>
+              <w:rPr>
+                <w:rFonts w:ascii="Aptos" w:hAnsi="Aptos"/>
+                <w:b/>
+                <w:i w:val="0"/>
+                <w:sz w:val="22"/>
+              </w:rPr>
+              <w:t>Bilans ECTS</w:t>
+            </w:r>
+          </w:p>
+        </w:tc>
+      </w:tr>
+      <w:tr>
+        <w:tc>
+          <w:tcPr>
+            <w:tcW w:type="dxa" w:w="4985"/>
+            <w:gridSpan w:val="5"/>
             <w:shd w:val="clear" w:color="auto" w:fill="D9D9D9"/>
           </w:tcPr>
           <w:p>
@@ -928,7 +952,8 @@
         </w:tc>
         <w:tc>
           <w:tcPr>
-            <w:tcW w:type="dxa" w:w="3324"/>
+            <w:tcW w:type="dxa" w:w="2991"/>
+            <w:gridSpan w:val="3"/>
             <w:shd w:val="clear" w:color="auto" w:fill="D9D9D9"/>
           </w:tcPr>
           <w:p>
@@ -948,7 +973,8 @@
         </w:tc>
         <w:tc>
           <w:tcPr>
-            <w:tcW w:type="dxa" w:w="3324"/>
+            <w:tcW w:type="dxa" w:w="1994"/>
+            <w:gridSpan w:val="2"/>
             <w:shd w:val="clear" w:color="auto" w:fill="D9D9D9"/>
           </w:tcPr>
           <w:p>
@@ -970,7 +996,8 @@
       <w:tr>
         <w:tc>
           <w:tcPr>
-            <w:tcW w:type="dxa" w:w="3324"/>
+            <w:tcW w:type="dxa" w:w="4985"/>
+            <w:gridSpan w:val="5"/>
           </w:tcPr>
           <w:p>
             <w:pPr>
@@ -989,7 +1016,8 @@
         </w:tc>
         <w:tc>
           <w:tcPr>
-            <w:tcW w:type="dxa" w:w="3324"/>
+            <w:tcW w:type="dxa" w:w="2991"/>
+            <w:gridSpan w:val="3"/>
           </w:tcPr>
           <w:p>
             <w:pPr>
@@ -1008,7 +1036,8 @@
         </w:tc>
         <w:tc>
           <w:tcPr>
-            <w:tcW w:type="dxa" w:w="3324"/>
+            <w:tcW w:type="dxa" w:w="1994"/>
+            <w:gridSpan w:val="2"/>
           </w:tcPr>
           <w:p>
             <w:pPr>
@@ -1029,7 +1058,8 @@
       <w:tr>
         <w:tc>
           <w:tcPr>
-            <w:tcW w:type="dxa" w:w="3324"/>
+            <w:tcW w:type="dxa" w:w="4985"/>
+            <w:gridSpan w:val="5"/>
           </w:tcPr>
           <w:p>
             <w:pPr>
@@ -1048,7 +1078,8 @@
         </w:tc>
         <w:tc>
           <w:tcPr>
-            <w:tcW w:type="dxa" w:w="3324"/>
+            <w:tcW w:type="dxa" w:w="2991"/>
+            <w:gridSpan w:val="3"/>
           </w:tcPr>
           <w:p>
             <w:pPr>
@@ -1067,7 +1098,8 @@
         </w:tc>
         <w:tc>
           <w:tcPr>
-            <w:tcW w:type="dxa" w:w="3324"/>
+            <w:tcW w:type="dxa" w:w="1994"/>
+            <w:gridSpan w:val="2"/>
           </w:tcPr>
           <w:p>
             <w:pPr>
@@ -1088,7 +1120,29 @@
       <w:tr>
         <w:tc>
           <w:tcPr>
-            <w:tcW w:type="dxa" w:w="3324"/>
+            <w:tcW w:type="dxa" w:w="4985"/>
+            <w:gridSpan w:val="5"/>
+            <w:shd w:val="clear" w:color="auto" w:fill="D9D9D9"/>
+          </w:tcPr>
+          <w:p>
+            <w:pPr>
+              <w:spacing w:before="20" w:after="20"/>
+            </w:pPr>
+            <w:r>
+              <w:rPr>
+                <w:rFonts w:ascii="Aptos" w:hAnsi="Aptos"/>
+                <w:b/>
+                <w:i w:val="0"/>
+                <w:sz w:val="16"/>
+              </w:rPr>
+              <w:t>Opis samodzielnej pracy studenta</w:t>
+            </w:r>
+          </w:p>
+        </w:tc>
+        <w:tc>
+          <w:tcPr>
+            <w:tcW w:type="dxa" w:w="4985"/>
+            <w:gridSpan w:val="5"/>
           </w:tcPr>
           <w:p>
             <w:pPr>
@@ -1101,45 +1155,7 @@
                 <w:i w:val="0"/>
                 <w:sz w:val="22"/>
               </w:rPr>
-              <w:t>Suma</w:t>
-            </w:r>
-          </w:p>
-        </w:tc>
-        <w:tc>
-          <w:tcPr>
-            <w:tcW w:type="dxa" w:w="3324"/>
-          </w:tcPr>
-          <w:p>
-            <w:pPr>
-              <w:spacing w:before="20" w:after="20"/>
-            </w:pPr>
-            <w:r>
-              <w:rPr>
-                <w:rFonts w:ascii="Aptos" w:hAnsi="Aptos"/>
-                <w:b w:val="0"/>
-                <w:i w:val="0"/>
-                <w:sz w:val="22"/>
-              </w:rPr>
-              <w:t>125</w:t>
-            </w:r>
-          </w:p>
-        </w:tc>
-        <w:tc>
-          <w:tcPr>
-            <w:tcW w:type="dxa" w:w="3324"/>
-          </w:tcPr>
-          <w:p>
-            <w:pPr>
-              <w:spacing w:before="20" w:after="20"/>
-            </w:pPr>
-            <w:r>
-              <w:rPr>
-                <w:rFonts w:ascii="Aptos" w:hAnsi="Aptos"/>
-                <w:b w:val="0"/>
-                <w:i w:val="0"/>
-                <w:sz w:val="22"/>
-              </w:rPr>
-              <w:t>5</w:t>
+              <w:t>Samodzielna praca z narzędziami grafiki komputerowej; ćwiczenia z tworzenia i przetwarzania grafiki; przygotowanie do testu wyboru z zagadnień teorii grafiki.</w:t>
             </w:r>
           </w:p>
         </w:tc>
@@ -1250,7 +1266,84 @@
           <w:tcPr>
             <w:tcW w:type="dxa" w:w="9972"/>
           </w:tcPr>
-          <w:p/>
+          <w:p>
+            <w:pPr>
+              <w:spacing w:before="20" w:after="20"/>
+            </w:pPr>
+            <w:r>
+              <w:rPr>
+                <w:rFonts w:ascii="Aptos" w:hAnsi="Aptos"/>
+                <w:b/>
+                <w:sz w:val="22"/>
+              </w:rPr>
+              <w:t>Wykład:</w:t>
+            </w:r>
+          </w:p>
+          <w:p>
+            <w:pPr>
+              <w:spacing w:before="20" w:after="20"/>
+            </w:pPr>
+            <w:r>
+              <w:rPr>
+                <w:rFonts w:ascii="Aptos" w:hAnsi="Aptos"/>
+                <w:b w:val="0"/>
+                <w:sz w:val="22"/>
+              </w:rPr>
+              <w:t>• wykład z prezentacją multimedialną</w:t>
+            </w:r>
+          </w:p>
+          <w:p>
+            <w:pPr>
+              <w:spacing w:before="20" w:after="20"/>
+            </w:pPr>
+            <w:r>
+              <w:rPr>
+                <w:rFonts w:ascii="Aptos" w:hAnsi="Aptos"/>
+                <w:b w:val="0"/>
+                <w:sz w:val="22"/>
+              </w:rPr>
+              <w:t>• wykład z prezentacją oprogramowania</w:t>
+            </w:r>
+          </w:p>
+          <w:p>
+            <w:pPr>
+              <w:spacing w:before="20" w:after="20"/>
+            </w:pPr>
+            <w:r>
+              <w:rPr>
+                <w:rFonts w:ascii="Aptos" w:hAnsi="Aptos"/>
+                <w:b/>
+                <w:sz w:val="22"/>
+              </w:rPr>
+              <w:t>Ćwiczenia / Laboratorium:</w:t>
+            </w:r>
+          </w:p>
+          <w:p>
+            <w:pPr>
+              <w:spacing w:before="20" w:after="20"/>
+            </w:pPr>
+            <w:r>
+              <w:rPr>
+                <w:rFonts w:ascii="Aptos" w:hAnsi="Aptos"/>
+                <w:b w:val="0"/>
+                <w:sz w:val="22"/>
+              </w:rPr>
+              <w:t>• rozwiązywanie zadań</w:t>
+            </w:r>
+          </w:p>
+          <w:p>
+            <w:pPr>
+              <w:spacing w:before="20" w:after="20"/>
+            </w:pPr>
+            <w:r>
+              <w:rPr>
+                <w:rFonts w:ascii="Aptos" w:hAnsi="Aptos"/>
+                <w:b w:val="0"/>
+                <w:sz w:val="22"/>
+              </w:rPr>
+              <w:t>• metoda projektów (projekt praktyczny)</w:t>
+            </w:r>
+          </w:p>
         </w:tc>
       </w:tr>
     </w:tbl>
@@ -1501,115 +1594,7 @@
                 <w:rFonts w:ascii="Aptos" w:hAnsi="Aptos"/>
                 <w:sz w:val="22"/>
               </w:rPr>
-              <w:t>1. Ćwiczenia / Laboratorium/Lektorat:</w:t>
-            </w:r>
-          </w:p>
-          <w:p>
-            <w:pPr>
-              <w:spacing w:before="20" w:after="20"/>
-            </w:pPr>
-            <w:r>
-              <w:rPr>
-                <w:rFonts w:ascii="Aptos" w:hAnsi="Aptos"/>
-                <w:sz w:val="22"/>
-              </w:rPr>
-              <w:t>2. rozwiązywanie zadań</w:t>
-            </w:r>
-          </w:p>
-          <w:p>
-            <w:pPr>
-              <w:spacing w:before="20" w:after="20"/>
-            </w:pPr>
-            <w:r>
-              <w:rPr>
-                <w:rFonts w:ascii="Aptos" w:hAnsi="Aptos"/>
-                <w:sz w:val="22"/>
-              </w:rPr>
-              <w:t>3. Kryteria oceny</w:t>
-            </w:r>
-          </w:p>
-          <w:p>
-            <w:pPr>
-              <w:spacing w:before="20" w:after="20"/>
-            </w:pPr>
-            <w:r>
-              <w:rPr>
-                <w:rFonts w:ascii="Aptos" w:hAnsi="Aptos"/>
-                <w:sz w:val="22"/>
-              </w:rPr>
-              <w:t>4. Zaliczenie ćwiczeń polega na zbieraniu punktów:</w:t>
-            </w:r>
-          </w:p>
-          <w:p>
-            <w:pPr>
-              <w:spacing w:before="20" w:after="20"/>
-            </w:pPr>
-            <w:r>
-              <w:rPr>
-                <w:rFonts w:ascii="Aptos" w:hAnsi="Aptos"/>
-                <w:sz w:val="22"/>
-              </w:rPr>
-              <w:t>5. 50% możliwych punktów daje ocenę 3</w:t>
-            </w:r>
-          </w:p>
-          <w:p>
-            <w:pPr>
-              <w:spacing w:before="20" w:after="20"/>
-            </w:pPr>
-            <w:r>
-              <w:rPr>
-                <w:rFonts w:ascii="Aptos" w:hAnsi="Aptos"/>
-                <w:sz w:val="22"/>
-              </w:rPr>
-              <w:t>6. 60% punktów daje ocenę 3½</w:t>
-            </w:r>
-          </w:p>
-          <w:p>
-            <w:pPr>
-              <w:spacing w:before="20" w:after="20"/>
-            </w:pPr>
-            <w:r>
-              <w:rPr>
-                <w:rFonts w:ascii="Aptos" w:hAnsi="Aptos"/>
-                <w:sz w:val="22"/>
-              </w:rPr>
-              <w:t>7. 70% — ocenę 4</w:t>
-            </w:r>
-          </w:p>
-          <w:p>
-            <w:pPr>
-              <w:spacing w:before="20" w:after="20"/>
-            </w:pPr>
-            <w:r>
-              <w:rPr>
-                <w:rFonts w:ascii="Aptos" w:hAnsi="Aptos"/>
-                <w:sz w:val="22"/>
-              </w:rPr>
-              <w:t>8. 80% — 4½</w:t>
-            </w:r>
-          </w:p>
-          <w:p>
-            <w:pPr>
-              <w:spacing w:before="20" w:after="20"/>
-            </w:pPr>
-            <w:r>
-              <w:rPr>
-                <w:rFonts w:ascii="Aptos" w:hAnsi="Aptos"/>
-                <w:sz w:val="22"/>
-              </w:rPr>
-              <w:t>9. 90% i więcej — 5</w:t>
-            </w:r>
-          </w:p>
-          <w:p>
-            <w:pPr>
-              <w:spacing w:before="20" w:after="20"/>
-            </w:pPr>
-            <w:r>
-              <w:rPr>
-                <w:rFonts w:ascii="Aptos" w:hAnsi="Aptos"/>
-                <w:sz w:val="22"/>
-              </w:rPr>
-              <w:t>10. Test wyboru, 20 pytań. Każda poprawna odpowiedź warta jest 1 punkt. Zasady zaliczenia: 19–20 punktów: 5, 17–18 punktów: 4 12 , 14–16 punktów: 4, 11–13 punktów: 3 12 , 8–10 punktów: 3. Mniej niż 8 punktów: 2</w:t>
+              <w:t>1. egzamin pisemny - test wyboru</w:t>
             </w:r>
           </w:p>
         </w:tc>
@@ -1626,115 +1611,7 @@
                 <w:rFonts w:ascii="Aptos" w:hAnsi="Aptos"/>
                 <w:sz w:val="22"/>
               </w:rPr>
-              <w:t>1. Ćwiczenia / Laboratorium/Lektorat:</w:t>
-            </w:r>
-          </w:p>
-          <w:p>
-            <w:pPr>
-              <w:spacing w:before="20" w:after="20"/>
-            </w:pPr>
-            <w:r>
-              <w:rPr>
-                <w:rFonts w:ascii="Aptos" w:hAnsi="Aptos"/>
-                <w:sz w:val="22"/>
-              </w:rPr>
-              <w:t>2. rozwiązywanie zadań</w:t>
-            </w:r>
-          </w:p>
-          <w:p>
-            <w:pPr>
-              <w:spacing w:before="20" w:after="20"/>
-            </w:pPr>
-            <w:r>
-              <w:rPr>
-                <w:rFonts w:ascii="Aptos" w:hAnsi="Aptos"/>
-                <w:sz w:val="22"/>
-              </w:rPr>
-              <w:t>3. Kryteria oceny</w:t>
-            </w:r>
-          </w:p>
-          <w:p>
-            <w:pPr>
-              <w:spacing w:before="20" w:after="20"/>
-            </w:pPr>
-            <w:r>
-              <w:rPr>
-                <w:rFonts w:ascii="Aptos" w:hAnsi="Aptos"/>
-                <w:sz w:val="22"/>
-              </w:rPr>
-              <w:t>4. Zaliczenie ćwiczeń polega na zbieraniu punktów:</w:t>
-            </w:r>
-          </w:p>
-          <w:p>
-            <w:pPr>
-              <w:spacing w:before="20" w:after="20"/>
-            </w:pPr>
-            <w:r>
-              <w:rPr>
-                <w:rFonts w:ascii="Aptos" w:hAnsi="Aptos"/>
-                <w:sz w:val="22"/>
-              </w:rPr>
-              <w:t>5. 50% możliwych punktów daje ocenę 3</w:t>
-            </w:r>
-          </w:p>
-          <w:p>
-            <w:pPr>
-              <w:spacing w:before="20" w:after="20"/>
-            </w:pPr>
-            <w:r>
-              <w:rPr>
-                <w:rFonts w:ascii="Aptos" w:hAnsi="Aptos"/>
-                <w:sz w:val="22"/>
-              </w:rPr>
-              <w:t>6. 60% punktów daje ocenę 3½</w:t>
-            </w:r>
-          </w:p>
-          <w:p>
-            <w:pPr>
-              <w:spacing w:before="20" w:after="20"/>
-            </w:pPr>
-            <w:r>
-              <w:rPr>
-                <w:rFonts w:ascii="Aptos" w:hAnsi="Aptos"/>
-                <w:sz w:val="22"/>
-              </w:rPr>
-              <w:t>7. 70% — ocenę 4</w:t>
-            </w:r>
-          </w:p>
-          <w:p>
-            <w:pPr>
-              <w:spacing w:before="20" w:after="20"/>
-            </w:pPr>
-            <w:r>
-              <w:rPr>
-                <w:rFonts w:ascii="Aptos" w:hAnsi="Aptos"/>
-                <w:sz w:val="22"/>
-              </w:rPr>
-              <w:t>8. 80% — 4½</w:t>
-            </w:r>
-          </w:p>
-          <w:p>
-            <w:pPr>
-              <w:spacing w:before="20" w:after="20"/>
-            </w:pPr>
-            <w:r>
-              <w:rPr>
-                <w:rFonts w:ascii="Aptos" w:hAnsi="Aptos"/>
-                <w:sz w:val="22"/>
-              </w:rPr>
-              <w:t>9. 90% i więcej — 5</w:t>
-            </w:r>
-          </w:p>
-          <w:p>
-            <w:pPr>
-              <w:spacing w:before="20" w:after="20"/>
-            </w:pPr>
-            <w:r>
-              <w:rPr>
-                <w:rFonts w:ascii="Aptos" w:hAnsi="Aptos"/>
-                <w:sz w:val="22"/>
-              </w:rPr>
-              <w:t>10. Test wyboru, 20 pytań. Każda poprawna odpowiedź warta jest 1 punkt. Zasady zaliczenia: 19–20 punktów: 5, 17–18 punktów: 4 12 , 14–16 punktów: 4, 11–13 punktów: 3 12 , 8–10 punktów: 3. Mniej niż 8 punktów: 2</w:t>
+              <w:t>1. ocena pracy podczas ćwiczenia</w:t>
             </w:r>
           </w:p>
         </w:tc>
@@ -2057,14 +1934,14 @@
         <w:tblW w:w="5000" w:type="pct"/>
       </w:tblPr>
       <w:tblGrid>
-        <w:gridCol w:w="3324"/>
-        <w:gridCol w:w="3324"/>
-        <w:gridCol w:w="3324"/>
+        <w:gridCol w:w="680"/>
+        <w:gridCol w:w="4536"/>
+        <w:gridCol w:w="4252"/>
       </w:tblGrid>
       <w:tr>
         <w:tc>
           <w:tcPr>
-            <w:tcW w:type="dxa" w:w="9972"/>
+            <w:tcW w:type="dxa" w:w="9468"/>
             <w:gridSpan w:val="3"/>
             <w:shd w:val="clear" w:color="auto" w:fill="D9D9D9"/>
           </w:tcPr>
@@ -2087,7 +1964,7 @@
       <w:tr>
         <w:tc>
           <w:tcPr>
-            <w:tcW w:type="dxa" w:w="3324"/>
+            <w:tcW w:type="dxa" w:w="680"/>
             <w:shd w:val="clear" w:color="auto" w:fill="D9D9D9"/>
           </w:tcPr>
           <w:p>
@@ -2107,7 +1984,7 @@
         </w:tc>
         <w:tc>
           <w:tcPr>
-            <w:tcW w:type="dxa" w:w="3324"/>
+            <w:tcW w:type="dxa" w:w="4536"/>
             <w:shd w:val="clear" w:color="auto" w:fill="D9D9D9"/>
           </w:tcPr>
           <w:p>
@@ -2127,7 +2004,7 @@
         </w:tc>
         <w:tc>
           <w:tcPr>
-            <w:tcW w:type="dxa" w:w="3324"/>
+            <w:tcW w:type="dxa" w:w="4252"/>
             <w:shd w:val="clear" w:color="auto" w:fill="D9D9D9"/>
           </w:tcPr>
           <w:p>
@@ -2149,7 +2026,7 @@
       <w:tr>
         <w:tc>
           <w:tcPr>
-            <w:tcW w:type="dxa" w:w="3324"/>
+            <w:tcW w:type="dxa" w:w="680"/>
           </w:tcPr>
           <w:p>
             <w:pPr>
@@ -2168,7 +2045,7 @@
         </w:tc>
         <w:tc>
           <w:tcPr>
-            <w:tcW w:type="dxa" w:w="3324"/>
+            <w:tcW w:type="dxa" w:w="4536"/>
           </w:tcPr>
           <w:p>
             <w:pPr>
@@ -2187,7 +2064,7 @@
         </w:tc>
         <w:tc>
           <w:tcPr>
-            <w:tcW w:type="dxa" w:w="3324"/>
+            <w:tcW w:type="dxa" w:w="4252"/>
           </w:tcPr>
           <w:p>
             <w:pPr>
@@ -2207,7 +2084,7 @@
       <w:tr>
         <w:tc>
           <w:tcPr>
-            <w:tcW w:type="dxa" w:w="3324"/>
+            <w:tcW w:type="dxa" w:w="680"/>
           </w:tcPr>
           <w:p>
             <w:pPr>
@@ -2226,7 +2103,7 @@
         </w:tc>
         <w:tc>
           <w:tcPr>
-            <w:tcW w:type="dxa" w:w="3324"/>
+            <w:tcW w:type="dxa" w:w="4536"/>
           </w:tcPr>
           <w:p>
             <w:pPr>
@@ -2245,7 +2122,7 @@
         </w:tc>
         <w:tc>
           <w:tcPr>
-            <w:tcW w:type="dxa" w:w="3324"/>
+            <w:tcW w:type="dxa" w:w="4252"/>
           </w:tcPr>
           <w:p>
             <w:pPr>
@@ -2265,7 +2142,7 @@
       <w:tr>
         <w:tc>
           <w:tcPr>
-            <w:tcW w:type="dxa" w:w="3324"/>
+            <w:tcW w:type="dxa" w:w="680"/>
           </w:tcPr>
           <w:p>
             <w:pPr>
@@ -2284,7 +2161,7 @@
         </w:tc>
         <w:tc>
           <w:tcPr>
-            <w:tcW w:type="dxa" w:w="3324"/>
+            <w:tcW w:type="dxa" w:w="4536"/>
           </w:tcPr>
           <w:p>
             <w:pPr>
@@ -2303,7 +2180,7 @@
         </w:tc>
         <w:tc>
           <w:tcPr>
-            <w:tcW w:type="dxa" w:w="3324"/>
+            <w:tcW w:type="dxa" w:w="4252"/>
           </w:tcPr>
           <w:p>
             <w:pPr>
@@ -2323,7 +2200,7 @@
       <w:tr>
         <w:tc>
           <w:tcPr>
-            <w:tcW w:type="dxa" w:w="3324"/>
+            <w:tcW w:type="dxa" w:w="680"/>
           </w:tcPr>
           <w:p>
             <w:pPr>
@@ -2342,7 +2219,7 @@
         </w:tc>
         <w:tc>
           <w:tcPr>
-            <w:tcW w:type="dxa" w:w="3324"/>
+            <w:tcW w:type="dxa" w:w="4536"/>
           </w:tcPr>
           <w:p>
             <w:pPr>
@@ -2361,7 +2238,7 @@
         </w:tc>
         <w:tc>
           <w:tcPr>
-            <w:tcW w:type="dxa" w:w="3324"/>
+            <w:tcW w:type="dxa" w:w="4252"/>
           </w:tcPr>
           <w:p>
             <w:pPr>
@@ -2381,7 +2258,7 @@
       <w:tr>
         <w:tc>
           <w:tcPr>
-            <w:tcW w:type="dxa" w:w="3324"/>
+            <w:tcW w:type="dxa" w:w="680"/>
           </w:tcPr>
           <w:p>
             <w:pPr>
@@ -2400,7 +2277,7 @@
         </w:tc>
         <w:tc>
           <w:tcPr>
-            <w:tcW w:type="dxa" w:w="3324"/>
+            <w:tcW w:type="dxa" w:w="4536"/>
           </w:tcPr>
           <w:p>
             <w:pPr>
@@ -2419,7 +2296,7 @@
         </w:tc>
         <w:tc>
           <w:tcPr>
-            <w:tcW w:type="dxa" w:w="3324"/>
+            <w:tcW w:type="dxa" w:w="4252"/>
           </w:tcPr>
           <w:p>
             <w:pPr>
@@ -2439,7 +2316,7 @@
       <w:tr>
         <w:tc>
           <w:tcPr>
-            <w:tcW w:type="dxa" w:w="3324"/>
+            <w:tcW w:type="dxa" w:w="680"/>
           </w:tcPr>
           <w:p>
             <w:pPr>
@@ -2458,7 +2335,7 @@
         </w:tc>
         <w:tc>
           <w:tcPr>
-            <w:tcW w:type="dxa" w:w="3324"/>
+            <w:tcW w:type="dxa" w:w="4536"/>
           </w:tcPr>
           <w:p>
             <w:pPr>
@@ -2477,7 +2354,7 @@
         </w:tc>
         <w:tc>
           <w:tcPr>
-            <w:tcW w:type="dxa" w:w="3324"/>
+            <w:tcW w:type="dxa" w:w="4252"/>
           </w:tcPr>
           <w:p>
             <w:pPr>
@@ -2497,7 +2374,7 @@
       <w:tr>
         <w:tc>
           <w:tcPr>
-            <w:tcW w:type="dxa" w:w="3324"/>
+            <w:tcW w:type="dxa" w:w="680"/>
           </w:tcPr>
           <w:p>
             <w:pPr>
@@ -2516,7 +2393,7 @@
         </w:tc>
         <w:tc>
           <w:tcPr>
-            <w:tcW w:type="dxa" w:w="3324"/>
+            <w:tcW w:type="dxa" w:w="4536"/>
           </w:tcPr>
           <w:p>
             <w:pPr>
@@ -2535,7 +2412,7 @@
         </w:tc>
         <w:tc>
           <w:tcPr>
-            <w:tcW w:type="dxa" w:w="3324"/>
+            <w:tcW w:type="dxa" w:w="4252"/>
           </w:tcPr>
           <w:p>
             <w:pPr>
@@ -2555,7 +2432,7 @@
       <w:tr>
         <w:tc>
           <w:tcPr>
-            <w:tcW w:type="dxa" w:w="3324"/>
+            <w:tcW w:type="dxa" w:w="680"/>
           </w:tcPr>
           <w:p>
             <w:pPr>
@@ -2574,7 +2451,7 @@
         </w:tc>
         <w:tc>
           <w:tcPr>
-            <w:tcW w:type="dxa" w:w="3324"/>
+            <w:tcW w:type="dxa" w:w="4536"/>
           </w:tcPr>
           <w:p>
             <w:pPr>
@@ -2593,7 +2470,7 @@
         </w:tc>
         <w:tc>
           <w:tcPr>
-            <w:tcW w:type="dxa" w:w="3324"/>
+            <w:tcW w:type="dxa" w:w="4252"/>
           </w:tcPr>
           <w:p>
             <w:pPr>
@@ -2613,7 +2490,7 @@
       <w:tr>
         <w:tc>
           <w:tcPr>
-            <w:tcW w:type="dxa" w:w="3324"/>
+            <w:tcW w:type="dxa" w:w="680"/>
           </w:tcPr>
           <w:p>
             <w:pPr>
@@ -2632,7 +2509,7 @@
         </w:tc>
         <w:tc>
           <w:tcPr>
-            <w:tcW w:type="dxa" w:w="3324"/>
+            <w:tcW w:type="dxa" w:w="4536"/>
           </w:tcPr>
           <w:p>
             <w:pPr>
@@ -2651,7 +2528,7 @@
         </w:tc>
         <w:tc>
           <w:tcPr>
-            <w:tcW w:type="dxa" w:w="3324"/>
+            <w:tcW w:type="dxa" w:w="4252"/>
           </w:tcPr>
           <w:p>
             <w:pPr>
@@ -2671,7 +2548,7 @@
       <w:tr>
         <w:tc>
           <w:tcPr>
-            <w:tcW w:type="dxa" w:w="3324"/>
+            <w:tcW w:type="dxa" w:w="680"/>
           </w:tcPr>
           <w:p>
             <w:pPr>
@@ -2690,7 +2567,7 @@
         </w:tc>
         <w:tc>
           <w:tcPr>
-            <w:tcW w:type="dxa" w:w="3324"/>
+            <w:tcW w:type="dxa" w:w="4536"/>
           </w:tcPr>
           <w:p>
             <w:pPr>
@@ -2709,7 +2586,7 @@
         </w:tc>
         <w:tc>
           <w:tcPr>
-            <w:tcW w:type="dxa" w:w="3324"/>
+            <w:tcW w:type="dxa" w:w="4252"/>
           </w:tcPr>
           <w:p>
             <w:pPr>
@@ -2729,7 +2606,7 @@
       <w:tr>
         <w:tc>
           <w:tcPr>
-            <w:tcW w:type="dxa" w:w="3324"/>
+            <w:tcW w:type="dxa" w:w="680"/>
           </w:tcPr>
           <w:p>
             <w:pPr>
@@ -2748,7 +2625,7 @@
         </w:tc>
         <w:tc>
           <w:tcPr>
-            <w:tcW w:type="dxa" w:w="3324"/>
+            <w:tcW w:type="dxa" w:w="4536"/>
           </w:tcPr>
           <w:p>
             <w:pPr>
@@ -2767,7 +2644,7 @@
         </w:tc>
         <w:tc>
           <w:tcPr>
-            <w:tcW w:type="dxa" w:w="3324"/>
+            <w:tcW w:type="dxa" w:w="4252"/>
           </w:tcPr>
           <w:p>
             <w:pPr>
@@ -2787,7 +2664,7 @@
       <w:tr>
         <w:tc>
           <w:tcPr>
-            <w:tcW w:type="dxa" w:w="3324"/>
+            <w:tcW w:type="dxa" w:w="680"/>
           </w:tcPr>
           <w:p>
             <w:pPr>
@@ -2806,7 +2683,7 @@
         </w:tc>
         <w:tc>
           <w:tcPr>
-            <w:tcW w:type="dxa" w:w="3324"/>
+            <w:tcW w:type="dxa" w:w="4536"/>
           </w:tcPr>
           <w:p>
             <w:pPr>
@@ -2825,7 +2702,7 @@
         </w:tc>
         <w:tc>
           <w:tcPr>
-            <w:tcW w:type="dxa" w:w="3324"/>
+            <w:tcW w:type="dxa" w:w="4252"/>
           </w:tcPr>
           <w:p>
             <w:pPr>
@@ -2845,7 +2722,7 @@
       <w:tr>
         <w:tc>
           <w:tcPr>
-            <w:tcW w:type="dxa" w:w="3324"/>
+            <w:tcW w:type="dxa" w:w="680"/>
           </w:tcPr>
           <w:p>
             <w:pPr>
@@ -2864,7 +2741,7 @@
         </w:tc>
         <w:tc>
           <w:tcPr>
-            <w:tcW w:type="dxa" w:w="3324"/>
+            <w:tcW w:type="dxa" w:w="4536"/>
           </w:tcPr>
           <w:p>
             <w:pPr>
@@ -2883,7 +2760,7 @@
         </w:tc>
         <w:tc>
           <w:tcPr>
-            <w:tcW w:type="dxa" w:w="3324"/>
+            <w:tcW w:type="dxa" w:w="4252"/>
           </w:tcPr>
           <w:p>
             <w:pPr>
@@ -2903,7 +2780,7 @@
       <w:tr>
         <w:tc>
           <w:tcPr>
-            <w:tcW w:type="dxa" w:w="3324"/>
+            <w:tcW w:type="dxa" w:w="680"/>
           </w:tcPr>
           <w:p>
             <w:pPr>
@@ -2922,7 +2799,7 @@
         </w:tc>
         <w:tc>
           <w:tcPr>
-            <w:tcW w:type="dxa" w:w="3324"/>
+            <w:tcW w:type="dxa" w:w="4536"/>
           </w:tcPr>
           <w:p>
             <w:pPr>
@@ -2941,7 +2818,7 @@
         </w:tc>
         <w:tc>
           <w:tcPr>
-            <w:tcW w:type="dxa" w:w="3324"/>
+            <w:tcW w:type="dxa" w:w="4252"/>
           </w:tcPr>
           <w:p>
             <w:pPr>
@@ -2961,7 +2838,7 @@
       <w:tr>
         <w:tc>
           <w:tcPr>
-            <w:tcW w:type="dxa" w:w="3324"/>
+            <w:tcW w:type="dxa" w:w="680"/>
           </w:tcPr>
           <w:p>
             <w:pPr>
@@ -2980,7 +2857,7 @@
         </w:tc>
         <w:tc>
           <w:tcPr>
-            <w:tcW w:type="dxa" w:w="3324"/>
+            <w:tcW w:type="dxa" w:w="4536"/>
           </w:tcPr>
           <w:p>
             <w:pPr>
@@ -2999,7 +2876,7 @@
         </w:tc>
         <w:tc>
           <w:tcPr>
-            <w:tcW w:type="dxa" w:w="3324"/>
+            <w:tcW w:type="dxa" w:w="4252"/>
           </w:tcPr>
           <w:p>
             <w:pPr>
@@ -3019,7 +2896,7 @@
       <w:tr>
         <w:tc>
           <w:tcPr>
-            <w:tcW w:type="dxa" w:w="3324"/>
+            <w:tcW w:type="dxa" w:w="680"/>
           </w:tcPr>
           <w:p>
             <w:pPr>
@@ -3038,7 +2915,7 @@
         </w:tc>
         <w:tc>
           <w:tcPr>
-            <w:tcW w:type="dxa" w:w="3324"/>
+            <w:tcW w:type="dxa" w:w="4536"/>
           </w:tcPr>
           <w:p>
             <w:pPr>
@@ -3057,7 +2934,7 @@
         </w:tc>
         <w:tc>
           <w:tcPr>
-            <w:tcW w:type="dxa" w:w="3324"/>
+            <w:tcW w:type="dxa" w:w="4252"/>
           </w:tcPr>
           <w:p>
             <w:pPr>
@@ -3077,7 +2954,7 @@
       <w:tr>
         <w:tc>
           <w:tcPr>
-            <w:tcW w:type="dxa" w:w="3324"/>
+            <w:tcW w:type="dxa" w:w="680"/>
           </w:tcPr>
           <w:p>
             <w:pPr>
@@ -3096,7 +2973,7 @@
         </w:tc>
         <w:tc>
           <w:tcPr>
-            <w:tcW w:type="dxa" w:w="3324"/>
+            <w:tcW w:type="dxa" w:w="4536"/>
           </w:tcPr>
           <w:p>
             <w:pPr>
@@ -3115,7 +2992,7 @@
         </w:tc>
         <w:tc>
           <w:tcPr>
-            <w:tcW w:type="dxa" w:w="3324"/>
+            <w:tcW w:type="dxa" w:w="4252"/>
           </w:tcPr>
           <w:p>
             <w:pPr>
@@ -3135,7 +3012,7 @@
       <w:tr>
         <w:tc>
           <w:tcPr>
-            <w:tcW w:type="dxa" w:w="3324"/>
+            <w:tcW w:type="dxa" w:w="680"/>
           </w:tcPr>
           <w:p>
             <w:pPr>
@@ -3154,7 +3031,7 @@
         </w:tc>
         <w:tc>
           <w:tcPr>
-            <w:tcW w:type="dxa" w:w="3324"/>
+            <w:tcW w:type="dxa" w:w="4536"/>
           </w:tcPr>
           <w:p>
             <w:pPr>
@@ -3173,7 +3050,7 @@
         </w:tc>
         <w:tc>
           <w:tcPr>
-            <w:tcW w:type="dxa" w:w="3324"/>
+            <w:tcW w:type="dxa" w:w="4252"/>
           </w:tcPr>
           <w:p>
             <w:pPr>
@@ -3193,7 +3070,7 @@
       <w:tr>
         <w:tc>
           <w:tcPr>
-            <w:tcW w:type="dxa" w:w="3324"/>
+            <w:tcW w:type="dxa" w:w="680"/>
           </w:tcPr>
           <w:p>
             <w:pPr>
@@ -3212,7 +3089,7 @@
         </w:tc>
         <w:tc>
           <w:tcPr>
-            <w:tcW w:type="dxa" w:w="3324"/>
+            <w:tcW w:type="dxa" w:w="4536"/>
           </w:tcPr>
           <w:p>
             <w:pPr>
@@ -3231,7 +3108,7 @@
         </w:tc>
         <w:tc>
           <w:tcPr>
-            <w:tcW w:type="dxa" w:w="3324"/>
+            <w:tcW w:type="dxa" w:w="4252"/>
           </w:tcPr>
           <w:p>
             <w:pPr>
@@ -3251,7 +3128,7 @@
       <w:tr>
         <w:tc>
           <w:tcPr>
-            <w:tcW w:type="dxa" w:w="3324"/>
+            <w:tcW w:type="dxa" w:w="680"/>
           </w:tcPr>
           <w:p>
             <w:pPr>
@@ -3270,7 +3147,7 @@
         </w:tc>
         <w:tc>
           <w:tcPr>
-            <w:tcW w:type="dxa" w:w="3324"/>
+            <w:tcW w:type="dxa" w:w="4536"/>
           </w:tcPr>
           <w:p>
             <w:pPr>
@@ -3289,7 +3166,7 @@
         </w:tc>
         <w:tc>
           <w:tcPr>
-            <w:tcW w:type="dxa" w:w="3324"/>
+            <w:tcW w:type="dxa" w:w="4252"/>
           </w:tcPr>
           <w:p>
             <w:pPr>
@@ -3309,7 +3186,7 @@
       <w:tr>
         <w:tc>
           <w:tcPr>
-            <w:tcW w:type="dxa" w:w="3324"/>
+            <w:tcW w:type="dxa" w:w="680"/>
           </w:tcPr>
           <w:p>
             <w:pPr>
@@ -3328,7 +3205,7 @@
         </w:tc>
         <w:tc>
           <w:tcPr>
-            <w:tcW w:type="dxa" w:w="3324"/>
+            <w:tcW w:type="dxa" w:w="4536"/>
           </w:tcPr>
           <w:p>
             <w:pPr>
@@ -3347,7 +3224,7 @@
         </w:tc>
         <w:tc>
           <w:tcPr>
-            <w:tcW w:type="dxa" w:w="3324"/>
+            <w:tcW w:type="dxa" w:w="4252"/>
           </w:tcPr>
           <w:p>
             <w:pPr>
@@ -3367,7 +3244,7 @@
       <w:tr>
         <w:tc>
           <w:tcPr>
-            <w:tcW w:type="dxa" w:w="3324"/>
+            <w:tcW w:type="dxa" w:w="680"/>
           </w:tcPr>
           <w:p>
             <w:pPr>
@@ -3386,7 +3263,7 @@
         </w:tc>
         <w:tc>
           <w:tcPr>
-            <w:tcW w:type="dxa" w:w="3324"/>
+            <w:tcW w:type="dxa" w:w="4536"/>
           </w:tcPr>
           <w:p>
             <w:pPr>
@@ -3405,7 +3282,7 @@
         </w:tc>
         <w:tc>
           <w:tcPr>
-            <w:tcW w:type="dxa" w:w="3324"/>
+            <w:tcW w:type="dxa" w:w="4252"/>
           </w:tcPr>
           <w:p>
             <w:pPr>
@@ -3425,7 +3302,7 @@
       <w:tr>
         <w:tc>
           <w:tcPr>
-            <w:tcW w:type="dxa" w:w="3324"/>
+            <w:tcW w:type="dxa" w:w="680"/>
           </w:tcPr>
           <w:p>
             <w:pPr>
@@ -3444,7 +3321,7 @@
         </w:tc>
         <w:tc>
           <w:tcPr>
-            <w:tcW w:type="dxa" w:w="3324"/>
+            <w:tcW w:type="dxa" w:w="4536"/>
           </w:tcPr>
           <w:p>
             <w:pPr>
@@ -3463,7 +3340,7 @@
         </w:tc>
         <w:tc>
           <w:tcPr>
-            <w:tcW w:type="dxa" w:w="3324"/>
+            <w:tcW w:type="dxa" w:w="4252"/>
           </w:tcPr>
           <w:p>
             <w:pPr>
@@ -3483,7 +3360,7 @@
       <w:tr>
         <w:tc>
           <w:tcPr>
-            <w:tcW w:type="dxa" w:w="3324"/>
+            <w:tcW w:type="dxa" w:w="680"/>
           </w:tcPr>
           <w:p>
             <w:pPr>
@@ -3502,7 +3379,7 @@
         </w:tc>
         <w:tc>
           <w:tcPr>
-            <w:tcW w:type="dxa" w:w="3324"/>
+            <w:tcW w:type="dxa" w:w="4536"/>
           </w:tcPr>
           <w:p>
             <w:pPr>
@@ -3521,7 +3398,7 @@
         </w:tc>
         <w:tc>
           <w:tcPr>
-            <w:tcW w:type="dxa" w:w="3324"/>
+            <w:tcW w:type="dxa" w:w="4252"/>
           </w:tcPr>
           <w:p>
             <w:pPr>
@@ -3541,7 +3418,7 @@
       <w:tr>
         <w:tc>
           <w:tcPr>
-            <w:tcW w:type="dxa" w:w="3324"/>
+            <w:tcW w:type="dxa" w:w="680"/>
           </w:tcPr>
           <w:p>
             <w:pPr>
@@ -3560,7 +3437,7 @@
         </w:tc>
         <w:tc>
           <w:tcPr>
-            <w:tcW w:type="dxa" w:w="3324"/>
+            <w:tcW w:type="dxa" w:w="4536"/>
           </w:tcPr>
           <w:p>
             <w:pPr>
@@ -3579,7 +3456,7 @@
         </w:tc>
         <w:tc>
           <w:tcPr>
-            <w:tcW w:type="dxa" w:w="3324"/>
+            <w:tcW w:type="dxa" w:w="4252"/>
           </w:tcPr>
           <w:p>
             <w:pPr>
@@ -3599,7 +3476,7 @@
       <w:tr>
         <w:tc>
           <w:tcPr>
-            <w:tcW w:type="dxa" w:w="3324"/>
+            <w:tcW w:type="dxa" w:w="680"/>
           </w:tcPr>
           <w:p>
             <w:pPr>
@@ -3618,7 +3495,7 @@
         </w:tc>
         <w:tc>
           <w:tcPr>
-            <w:tcW w:type="dxa" w:w="3324"/>
+            <w:tcW w:type="dxa" w:w="4536"/>
           </w:tcPr>
           <w:p>
             <w:pPr>
@@ -3637,7 +3514,7 @@
         </w:tc>
         <w:tc>
           <w:tcPr>
-            <w:tcW w:type="dxa" w:w="3324"/>
+            <w:tcW w:type="dxa" w:w="4252"/>
           </w:tcPr>
           <w:p>
             <w:pPr>
@@ -3657,7 +3534,7 @@
       <w:tr>
         <w:tc>
           <w:tcPr>
-            <w:tcW w:type="dxa" w:w="3324"/>
+            <w:tcW w:type="dxa" w:w="680"/>
           </w:tcPr>
           <w:p>
             <w:pPr>
@@ -3676,7 +3553,7 @@
         </w:tc>
         <w:tc>
           <w:tcPr>
-            <w:tcW w:type="dxa" w:w="3324"/>
+            <w:tcW w:type="dxa" w:w="4536"/>
           </w:tcPr>
           <w:p>
             <w:pPr>
@@ -3695,7 +3572,7 @@
         </w:tc>
         <w:tc>
           <w:tcPr>
-            <w:tcW w:type="dxa" w:w="3324"/>
+            <w:tcW w:type="dxa" w:w="4252"/>
           </w:tcPr>
           <w:p>
             <w:pPr>
@@ -3715,7 +3592,7 @@
       <w:tr>
         <w:tc>
           <w:tcPr>
-            <w:tcW w:type="dxa" w:w="3324"/>
+            <w:tcW w:type="dxa" w:w="680"/>
           </w:tcPr>
           <w:p>
             <w:pPr>
@@ -3734,7 +3611,7 @@
         </w:tc>
         <w:tc>
           <w:tcPr>
-            <w:tcW w:type="dxa" w:w="3324"/>
+            <w:tcW w:type="dxa" w:w="4536"/>
           </w:tcPr>
           <w:p>
             <w:pPr>
@@ -3753,7 +3630,7 @@
         </w:tc>
         <w:tc>
           <w:tcPr>
-            <w:tcW w:type="dxa" w:w="3324"/>
+            <w:tcW w:type="dxa" w:w="4252"/>
           </w:tcPr>
           <w:p>
             <w:pPr>
@@ -3773,7 +3650,7 @@
       <w:tr>
         <w:tc>
           <w:tcPr>
-            <w:tcW w:type="dxa" w:w="3324"/>
+            <w:tcW w:type="dxa" w:w="680"/>
           </w:tcPr>
           <w:p>
             <w:pPr>
@@ -3792,7 +3669,7 @@
         </w:tc>
         <w:tc>
           <w:tcPr>
-            <w:tcW w:type="dxa" w:w="3324"/>
+            <w:tcW w:type="dxa" w:w="4536"/>
           </w:tcPr>
           <w:p>
             <w:pPr>
@@ -3811,7 +3688,7 @@
         </w:tc>
         <w:tc>
           <w:tcPr>
-            <w:tcW w:type="dxa" w:w="3324"/>
+            <w:tcW w:type="dxa" w:w="4252"/>
           </w:tcPr>
           <w:p>
             <w:pPr>
@@ -3831,7 +3708,7 @@
       <w:tr>
         <w:tc>
           <w:tcPr>
-            <w:tcW w:type="dxa" w:w="3324"/>
+            <w:tcW w:type="dxa" w:w="680"/>
           </w:tcPr>
           <w:p>
             <w:pPr>
@@ -3850,7 +3727,7 @@
         </w:tc>
         <w:tc>
           <w:tcPr>
-            <w:tcW w:type="dxa" w:w="3324"/>
+            <w:tcW w:type="dxa" w:w="4536"/>
           </w:tcPr>
           <w:p>
             <w:pPr>
@@ -3869,7 +3746,7 @@
         </w:tc>
         <w:tc>
           <w:tcPr>
-            <w:tcW w:type="dxa" w:w="3324"/>
+            <w:tcW w:type="dxa" w:w="4252"/>
           </w:tcPr>
           <w:p>
             <w:pPr>
@@ -3889,7 +3766,7 @@
       <w:tr>
         <w:tc>
           <w:tcPr>
-            <w:tcW w:type="dxa" w:w="3324"/>
+            <w:tcW w:type="dxa" w:w="680"/>
           </w:tcPr>
           <w:p>
             <w:pPr>
@@ -3908,7 +3785,7 @@
         </w:tc>
         <w:tc>
           <w:tcPr>
-            <w:tcW w:type="dxa" w:w="3324"/>
+            <w:tcW w:type="dxa" w:w="4536"/>
           </w:tcPr>
           <w:p>
             <w:pPr>
@@ -3927,7 +3804,7 @@
         </w:tc>
         <w:tc>
           <w:tcPr>
-            <w:tcW w:type="dxa" w:w="3324"/>
+            <w:tcW w:type="dxa" w:w="4252"/>
           </w:tcPr>
           <w:p>
             <w:pPr>
@@ -3947,7 +3824,7 @@
       <w:tr>
         <w:tc>
           <w:tcPr>
-            <w:tcW w:type="dxa" w:w="3324"/>
+            <w:tcW w:type="dxa" w:w="680"/>
           </w:tcPr>
           <w:p>
             <w:pPr>
@@ -3966,7 +3843,7 @@
         </w:tc>
         <w:tc>
           <w:tcPr>
-            <w:tcW w:type="dxa" w:w="3324"/>
+            <w:tcW w:type="dxa" w:w="4536"/>
           </w:tcPr>
           <w:p>
             <w:pPr>
@@ -3985,7 +3862,7 @@
         </w:tc>
         <w:tc>
           <w:tcPr>
-            <w:tcW w:type="dxa" w:w="3324"/>
+            <w:tcW w:type="dxa" w:w="4252"/>
           </w:tcPr>
           <w:p>
             <w:pPr>
@@ -4415,6 +4292,7 @@
                 <w:i w:val="0"/>
                 <w:sz w:val="22"/>
               </w:rPr>
+              <w:t>egzamin pisemny - test wyboru; ocena pracy podczas ćwiczenia</w:t>
             </w:r>
           </w:p>
         </w:tc>
@@ -4473,6 +4351,7 @@
                 <w:i w:val="0"/>
                 <w:sz w:val="22"/>
               </w:rPr>
+              <w:t>egzamin pisemny - test wyboru; ocena pracy podczas ćwiczenia</w:t>
             </w:r>
           </w:p>
         </w:tc>
@@ -4531,6 +4410,7 @@
                 <w:i w:val="0"/>
                 <w:sz w:val="22"/>
               </w:rPr>
+              <w:t>egzamin pisemny - test wyboru; ocena pracy podczas ćwiczenia</w:t>
             </w:r>
           </w:p>
         </w:tc>
@@ -4694,6 +4574,7 @@
                 <w:i w:val="0"/>
                 <w:sz w:val="22"/>
               </w:rPr>
+              <w:t>egzamin pisemny - test wyboru; ocena pracy podczas ćwiczenia</w:t>
             </w:r>
           </w:p>
         </w:tc>
@@ -4752,6 +4633,7 @@
                 <w:i w:val="0"/>
                 <w:sz w:val="22"/>
               </w:rPr>
+              <w:t>egzamin pisemny - test wyboru; ocena pracy podczas ćwiczenia</w:t>
             </w:r>
           </w:p>
         </w:tc>
@@ -4810,6 +4692,7 @@
                 <w:i w:val="0"/>
                 <w:sz w:val="22"/>
               </w:rPr>
+              <w:t>egzamin pisemny - test wyboru; ocena pracy podczas ćwiczenia</w:t>
             </w:r>
           </w:p>
         </w:tc>
@@ -4972,6 +4855,7 @@
                 <w:i w:val="0"/>
                 <w:sz w:val="22"/>
               </w:rPr>
+              <w:t>egzamin pisemny - test wyboru; ocena pracy podczas ćwiczenia</w:t>
             </w:r>
           </w:p>
         </w:tc>
@@ -5029,6 +4913,7 @@
                 <w:i w:val="0"/>
                 <w:sz w:val="22"/>
               </w:rPr>
+              <w:t>egzamin pisemny - test wyboru; ocena pracy podczas ćwiczenia</w:t>
             </w:r>
           </w:p>
         </w:tc>
@@ -5134,62 +5019,6 @@
                 <w:sz w:val="16"/>
               </w:rPr>
               <w:t>Wyposażenie specjalistyczne konieczne do realizacji przedmiotu</w:t>
-            </w:r>
-          </w:p>
-        </w:tc>
-      </w:tr>
-      <w:tr>
-        <w:tc>
-          <w:tcPr>
-            <w:tcW w:type="dxa" w:w="3324"/>
-          </w:tcPr>
-          <w:p>
-            <w:pPr>
-              <w:spacing w:before="20" w:after="20"/>
-            </w:pPr>
-            <w:r>
-              <w:rPr>
-                <w:rFonts w:ascii="Aptos" w:hAnsi="Aptos"/>
-                <w:b w:val="0"/>
-                <w:i w:val="0"/>
-                <w:sz w:val="22"/>
-              </w:rPr>
-            </w:r>
-          </w:p>
-        </w:tc>
-        <w:tc>
-          <w:tcPr>
-            <w:tcW w:type="dxa" w:w="3324"/>
-          </w:tcPr>
-          <w:p>
-            <w:pPr>
-              <w:spacing w:before="20" w:after="20"/>
-            </w:pPr>
-            <w:r>
-              <w:rPr>
-                <w:rFonts w:ascii="Aptos" w:hAnsi="Aptos"/>
-                <w:b w:val="0"/>
-                <w:i w:val="0"/>
-                <w:sz w:val="22"/>
-              </w:rPr>
-            </w:r>
-          </w:p>
-        </w:tc>
-        <w:tc>
-          <w:tcPr>
-            <w:tcW w:type="dxa" w:w="3324"/>
-          </w:tcPr>
-          <w:p>
-            <w:pPr>
-              <w:spacing w:before="20" w:after="20"/>
-            </w:pPr>
-            <w:r>
-              <w:rPr>
-                <w:rFonts w:ascii="Aptos" w:hAnsi="Aptos"/>
-                <w:b w:val="0"/>
-                <w:i w:val="0"/>
-                <w:sz w:val="22"/>
-              </w:rPr>
             </w:r>
           </w:p>
         </w:tc>

--- a/public/assets/files/stacjonarne/GRK.docx
+++ b/public/assets/files/stacjonarne/GRK.docx
@@ -144,7 +144,7 @@
                 <w:i w:val="0"/>
                 <w:sz w:val="22"/>
               </w:rPr>
-              <w:t>19.02.2026</w:t>
+              <w:t>08.03.2026</w:t>
             </w:r>
           </w:p>
         </w:tc>
@@ -660,6 +660,7 @@
                 <w:i w:val="0"/>
                 <w:sz w:val="22"/>
               </w:rPr>
+              <w:t>dr hab. Aleksander Denisiuk</w:t>
             </w:r>
           </w:p>
         </w:tc>
@@ -1716,7 +1717,7 @@
                 <w:i w:val="0"/>
                 <w:sz w:val="22"/>
               </w:rPr>
-              <w:t>• Algebra liniowa i geometria  (ALG)</w:t>
+              <w:t>Algebra liniowa i geometria  (ALG)</w:t>
             </w:r>
           </w:p>
         </w:tc>
@@ -1735,7 +1736,7 @@
                 <w:i w:val="0"/>
                 <w:sz w:val="22"/>
               </w:rPr>
-              <w:t>• Analiza matematyczna  (AM)</w:t>
+              <w:t>operacje na macierzach</w:t>
             </w:r>
           </w:p>
         </w:tc>
@@ -1756,7 +1757,7 @@
                 <w:i w:val="0"/>
                 <w:sz w:val="22"/>
               </w:rPr>
-              <w:t>• Algorytmy i struktury danych (ASD)</w:t>
+              <w:t>Algorytmy i struktury danych (ASD)</w:t>
             </w:r>
           </w:p>
         </w:tc>
@@ -1775,7 +1776,6 @@
                 <w:i w:val="0"/>
                 <w:sz w:val="22"/>
               </w:rPr>
-              <w:t>• programowanie w C/C++</w:t>
             </w:r>
           </w:p>
         </w:tc>
@@ -1796,7 +1796,7 @@
                 <w:i w:val="0"/>
                 <w:sz w:val="22"/>
               </w:rPr>
-              <w:t>• operacje na macierzach</w:t>
+              <w:t>Analiza matematyczna  (AM)</w:t>
             </w:r>
           </w:p>
         </w:tc>
@@ -1815,7 +1815,47 @@
                 <w:i w:val="0"/>
                 <w:sz w:val="22"/>
               </w:rPr>
-              <w:t>• przekształcenia liniowe</w:t>
+              <w:t>przekształcenia liniowe</w:t>
+            </w:r>
+          </w:p>
+        </w:tc>
+      </w:tr>
+      <w:tr>
+        <w:tc>
+          <w:tcPr>
+            <w:tcW w:type="dxa" w:w="4986"/>
+          </w:tcPr>
+          <w:p>
+            <w:pPr>
+              <w:spacing w:before="20" w:after="20"/>
+            </w:pPr>
+            <w:r>
+              <w:rPr>
+                <w:rFonts w:ascii="Aptos" w:hAnsi="Aptos"/>
+                <w:b w:val="0"/>
+                <w:i w:val="0"/>
+                <w:sz w:val="22"/>
+              </w:rPr>
+              <w:t>Podstawy programowania w C++</w:t>
+            </w:r>
+          </w:p>
+        </w:tc>
+        <w:tc>
+          <w:tcPr>
+            <w:tcW w:type="dxa" w:w="4986"/>
+          </w:tcPr>
+          <w:p>
+            <w:pPr>
+              <w:spacing w:before="20" w:after="20"/>
+            </w:pPr>
+            <w:r>
+              <w:rPr>
+                <w:rFonts w:ascii="Aptos" w:hAnsi="Aptos"/>
+                <w:b w:val="0"/>
+                <w:i w:val="0"/>
+                <w:sz w:val="22"/>
+              </w:rPr>
+              <w:t>programowanie w C/C++</w:t>
             </w:r>
           </w:p>
         </w:tc>
@@ -1887,7 +1927,7 @@
                 <w:rFonts w:ascii="Aptos" w:hAnsi="Aptos"/>
                 <w:sz w:val="22"/>
               </w:rPr>
-              <w:t>Celem kształcenia jest nabycie umiejętności tworzenia obrazów z wykorzystaniem standardowego API graficznego (biblioteki OpenGL i renderera Blender) oraz realizacji podstawowych transformacji obrazów 2- i 3-wymiarowych.</w:t>
+              <w:t>Celem kształcenia jest nabycie umiejętności tworzenia obrazów z wykorzystaniem standardowego API graficznego (biblioteki OpenGL i renderera Blender) oraz realizacji podstawowych transformacji obrazów 2- i 3-wymiarowych.</w:t>
             </w:r>
           </w:p>
           <w:p>
@@ -2058,7 +2098,7 @@
                 <w:i w:val="0"/>
                 <w:sz w:val="22"/>
               </w:rPr>
-              <w:t>Wykład:</w:t>
+              <w:t>Percepcja wizualna i modele barw</w:t>
             </w:r>
           </w:p>
         </w:tc>
@@ -2077,6 +2117,7 @@
                 <w:i w:val="0"/>
                 <w:sz w:val="22"/>
               </w:rPr>
+              <w:t>Podstawy Blendera</w:t>
             </w:r>
           </w:p>
         </w:tc>
@@ -2116,7 +2157,7 @@
                 <w:i w:val="0"/>
                 <w:sz w:val="22"/>
               </w:rPr>
-              <w:t>Percepcja wizualna i modele barw</w:t>
+              <w:t>Algorytmy rastrowe</w:t>
             </w:r>
           </w:p>
         </w:tc>
@@ -2135,6 +2176,7 @@
                 <w:i w:val="0"/>
                 <w:sz w:val="22"/>
               </w:rPr>
+              <w:t>Podstawy edycji masha.</w:t>
             </w:r>
           </w:p>
         </w:tc>
@@ -2174,7 +2216,7 @@
                 <w:i w:val="0"/>
                 <w:sz w:val="22"/>
               </w:rPr>
-              <w:t>Algorytmy rastrowe</w:t>
+              <w:t>Formaty plików graficznych i kompresja obrazów</w:t>
             </w:r>
           </w:p>
         </w:tc>
@@ -2193,6 +2235,7 @@
                 <w:i w:val="0"/>
                 <w:sz w:val="22"/>
               </w:rPr>
+              <w:t>Podstawy Krzywych i powierzchni Béziera</w:t>
             </w:r>
           </w:p>
         </w:tc>
@@ -2232,7 +2275,7 @@
                 <w:i w:val="0"/>
                 <w:sz w:val="22"/>
               </w:rPr>
-              <w:t>Formaty plików graficznych i kompresja obrazów</w:t>
+              <w:t>Biblioteka LibPNG. Wizualizacja danych</w:t>
             </w:r>
           </w:p>
         </w:tc>
@@ -2251,6 +2294,7 @@
                 <w:i w:val="0"/>
                 <w:sz w:val="22"/>
               </w:rPr>
+              <w:t>Metoda śledzenia promieni</w:t>
             </w:r>
           </w:p>
         </w:tc>
@@ -2290,7 +2334,7 @@
                 <w:i w:val="0"/>
                 <w:sz w:val="22"/>
               </w:rPr>
-              <w:t>Biblioteka LibPNG. Wizualizacja danych</w:t>
+              <w:t>Biblioteka Jpeglib.</w:t>
             </w:r>
           </w:p>
         </w:tc>
@@ -2309,6 +2353,7 @@
                 <w:i w:val="0"/>
                 <w:sz w:val="22"/>
               </w:rPr>
+              <w:t>Podstawy edycji masha.</w:t>
             </w:r>
           </w:p>
         </w:tc>
@@ -2348,7 +2393,7 @@
                 <w:i w:val="0"/>
                 <w:sz w:val="22"/>
               </w:rPr>
-              <w:t>Biblioteka Jpeglib.</w:t>
+              <w:t>Geometria Liniowa 3W</w:t>
             </w:r>
           </w:p>
         </w:tc>
@@ -2367,6 +2412,7 @@
                 <w:i w:val="0"/>
                 <w:sz w:val="22"/>
               </w:rPr>
+              <w:t>Materiały i tekstury</w:t>
             </w:r>
           </w:p>
         </w:tc>
@@ -2406,7 +2452,7 @@
                 <w:i w:val="0"/>
                 <w:sz w:val="22"/>
               </w:rPr>
-              <w:t>Geometria Liniowa 3W</w:t>
+              <w:t>Geometria Afiniczna 3W.</w:t>
             </w:r>
           </w:p>
         </w:tc>
@@ -2425,6 +2471,7 @@
                 <w:i w:val="0"/>
                 <w:sz w:val="22"/>
               </w:rPr>
+              <w:t>Ustawienia środowiska</w:t>
             </w:r>
           </w:p>
         </w:tc>
@@ -2464,7 +2511,7 @@
                 <w:i w:val="0"/>
                 <w:sz w:val="22"/>
               </w:rPr>
-              <w:t>Geometria Afiniczna 3W.</w:t>
+              <w:t>Rzutowanie</w:t>
             </w:r>
           </w:p>
         </w:tc>
@@ -2483,6 +2530,7 @@
                 <w:i w:val="0"/>
                 <w:sz w:val="22"/>
               </w:rPr>
+              <w:t>Podstawy Animacji. System cząstek</w:t>
             </w:r>
           </w:p>
         </w:tc>
@@ -2522,7 +2570,7 @@
                 <w:i w:val="0"/>
                 <w:sz w:val="22"/>
               </w:rPr>
-              <w:t>Rzutowanie</w:t>
+              <w:t>Podstawy oświetlenia</w:t>
             </w:r>
           </w:p>
         </w:tc>
@@ -2541,6 +2589,7 @@
                 <w:i w:val="0"/>
                 <w:sz w:val="22"/>
               </w:rPr>
+              <w:t>Postprocessing</w:t>
             </w:r>
           </w:p>
         </w:tc>
@@ -2580,7 +2629,7 @@
                 <w:i w:val="0"/>
                 <w:sz w:val="22"/>
               </w:rPr>
-              <w:t>Podstawy oświetlenia</w:t>
+              <w:t>Podstawy teksturowania</w:t>
             </w:r>
           </w:p>
         </w:tc>
@@ -2599,6 +2648,7 @@
                 <w:i w:val="0"/>
                 <w:sz w:val="22"/>
               </w:rPr>
+              <w:t>Format svg. Algorytmy rastrowe. Filtry punktowe</w:t>
             </w:r>
           </w:p>
         </w:tc>
@@ -2638,7 +2688,7 @@
                 <w:i w:val="0"/>
                 <w:sz w:val="22"/>
               </w:rPr>
-              <w:t>Podstawy teksturowania</w:t>
+              <w:t>Podstawy OpenGL i GLSL</w:t>
             </w:r>
           </w:p>
         </w:tc>
@@ -2657,6 +2707,7 @@
                 <w:i w:val="0"/>
                 <w:sz w:val="22"/>
               </w:rPr>
+              <w:t>Geometryczne przekształcenie obrazów</w:t>
             </w:r>
           </w:p>
         </w:tc>
@@ -2696,7 +2747,7 @@
                 <w:i w:val="0"/>
                 <w:sz w:val="22"/>
               </w:rPr>
-              <w:t>Podstawy OpenGL i GLSL</w:t>
+              <w:t>Transformacje w OpenGL</w:t>
             </w:r>
           </w:p>
         </w:tc>
@@ -2715,6 +2766,7 @@
                 <w:i w:val="0"/>
                 <w:sz w:val="22"/>
               </w:rPr>
+              <w:t>Podstawy OpenGL. Przekształcenia w OpenGL</w:t>
             </w:r>
           </w:p>
         </w:tc>
@@ -2754,7 +2806,7 @@
                 <w:i w:val="0"/>
                 <w:sz w:val="22"/>
               </w:rPr>
-              <w:t>Transformacje w OpenGL</w:t>
+              <w:t>Podstawy teksturowania w OpenGL,</w:t>
             </w:r>
           </w:p>
         </w:tc>
@@ -2773,6 +2825,7 @@
                 <w:i w:val="0"/>
                 <w:sz w:val="22"/>
               </w:rPr>
+              <w:t xml:space="preserve">Teksturowanie w OpenGL. </w:t>
             </w:r>
           </w:p>
         </w:tc>
@@ -2812,7 +2865,7 @@
                 <w:i w:val="0"/>
                 <w:sz w:val="22"/>
               </w:rPr>
-              <w:t>Podstawy teksturowania w OpenGL,</w:t>
+              <w:t>Oświetlenie w OpenGL</w:t>
             </w:r>
           </w:p>
         </w:tc>
@@ -2831,6 +2884,7 @@
                 <w:i w:val="0"/>
                 <w:sz w:val="22"/>
               </w:rPr>
+              <w:t>Oświetlenie w OpenGL</w:t>
             </w:r>
           </w:p>
         </w:tc>
@@ -2870,992 +2924,6 @@
                 <w:i w:val="0"/>
                 <w:sz w:val="22"/>
               </w:rPr>
-              <w:t>Podstawy Krzywych i powierzchni Béziera</w:t>
-            </w:r>
-          </w:p>
-        </w:tc>
-        <w:tc>
-          <w:tcPr>
-            <w:tcW w:type="dxa" w:w="4252"/>
-          </w:tcPr>
-          <w:p>
-            <w:pPr>
-              <w:spacing w:before="20" w:after="20"/>
-            </w:pPr>
-            <w:r>
-              <w:rPr>
-                <w:rFonts w:ascii="Aptos" w:hAnsi="Aptos"/>
-                <w:b w:val="0"/>
-                <w:i w:val="0"/>
-                <w:sz w:val="22"/>
-              </w:rPr>
-            </w:r>
-          </w:p>
-        </w:tc>
-      </w:tr>
-      <w:tr>
-        <w:tc>
-          <w:tcPr>
-            <w:tcW w:type="dxa" w:w="680"/>
-          </w:tcPr>
-          <w:p>
-            <w:pPr>
-              <w:spacing w:before="20" w:after="20"/>
-            </w:pPr>
-            <w:r>
-              <w:rPr>
-                <w:rFonts w:ascii="Aptos" w:hAnsi="Aptos"/>
-                <w:b w:val="0"/>
-                <w:i w:val="0"/>
-                <w:sz w:val="22"/>
-              </w:rPr>
-              <w:t>16.</w:t>
-            </w:r>
-          </w:p>
-        </w:tc>
-        <w:tc>
-          <w:tcPr>
-            <w:tcW w:type="dxa" w:w="4536"/>
-          </w:tcPr>
-          <w:p>
-            <w:pPr>
-              <w:spacing w:before="20" w:after="20"/>
-            </w:pPr>
-            <w:r>
-              <w:rPr>
-                <w:rFonts w:ascii="Aptos" w:hAnsi="Aptos"/>
-                <w:b w:val="0"/>
-                <w:i w:val="0"/>
-                <w:sz w:val="22"/>
-              </w:rPr>
-              <w:t>Metoda śledzenia promieni</w:t>
-            </w:r>
-          </w:p>
-        </w:tc>
-        <w:tc>
-          <w:tcPr>
-            <w:tcW w:type="dxa" w:w="4252"/>
-          </w:tcPr>
-          <w:p>
-            <w:pPr>
-              <w:spacing w:before="20" w:after="20"/>
-            </w:pPr>
-            <w:r>
-              <w:rPr>
-                <w:rFonts w:ascii="Aptos" w:hAnsi="Aptos"/>
-                <w:b w:val="0"/>
-                <w:i w:val="0"/>
-                <w:sz w:val="22"/>
-              </w:rPr>
-            </w:r>
-          </w:p>
-        </w:tc>
-      </w:tr>
-      <w:tr>
-        <w:tc>
-          <w:tcPr>
-            <w:tcW w:type="dxa" w:w="680"/>
-          </w:tcPr>
-          <w:p>
-            <w:pPr>
-              <w:spacing w:before="20" w:after="20"/>
-            </w:pPr>
-            <w:r>
-              <w:rPr>
-                <w:rFonts w:ascii="Aptos" w:hAnsi="Aptos"/>
-                <w:b w:val="0"/>
-                <w:i w:val="0"/>
-                <w:sz w:val="22"/>
-              </w:rPr>
-              <w:t>17.</w:t>
-            </w:r>
-          </w:p>
-        </w:tc>
-        <w:tc>
-          <w:tcPr>
-            <w:tcW w:type="dxa" w:w="4536"/>
-          </w:tcPr>
-          <w:p>
-            <w:pPr>
-              <w:spacing w:before="20" w:after="20"/>
-            </w:pPr>
-            <w:r>
-              <w:rPr>
-                <w:rFonts w:ascii="Aptos" w:hAnsi="Aptos"/>
-                <w:b w:val="0"/>
-                <w:i w:val="0"/>
-                <w:sz w:val="22"/>
-              </w:rPr>
-              <w:t>Ćwiczenia:</w:t>
-            </w:r>
-          </w:p>
-        </w:tc>
-        <w:tc>
-          <w:tcPr>
-            <w:tcW w:type="dxa" w:w="4252"/>
-          </w:tcPr>
-          <w:p>
-            <w:pPr>
-              <w:spacing w:before="20" w:after="20"/>
-            </w:pPr>
-            <w:r>
-              <w:rPr>
-                <w:rFonts w:ascii="Aptos" w:hAnsi="Aptos"/>
-                <w:b w:val="0"/>
-                <w:i w:val="0"/>
-                <w:sz w:val="22"/>
-              </w:rPr>
-            </w:r>
-          </w:p>
-        </w:tc>
-      </w:tr>
-      <w:tr>
-        <w:tc>
-          <w:tcPr>
-            <w:tcW w:type="dxa" w:w="680"/>
-          </w:tcPr>
-          <w:p>
-            <w:pPr>
-              <w:spacing w:before="20" w:after="20"/>
-            </w:pPr>
-            <w:r>
-              <w:rPr>
-                <w:rFonts w:ascii="Aptos" w:hAnsi="Aptos"/>
-                <w:b w:val="0"/>
-                <w:i w:val="0"/>
-                <w:sz w:val="22"/>
-              </w:rPr>
-              <w:t>18.</w:t>
-            </w:r>
-          </w:p>
-        </w:tc>
-        <w:tc>
-          <w:tcPr>
-            <w:tcW w:type="dxa" w:w="4536"/>
-          </w:tcPr>
-          <w:p>
-            <w:pPr>
-              <w:spacing w:before="20" w:after="20"/>
-            </w:pPr>
-            <w:r>
-              <w:rPr>
-                <w:rFonts w:ascii="Aptos" w:hAnsi="Aptos"/>
-                <w:b w:val="0"/>
-                <w:i w:val="0"/>
-                <w:sz w:val="22"/>
-              </w:rPr>
-              <w:t>Podstawy Blendera</w:t>
-            </w:r>
-          </w:p>
-        </w:tc>
-        <w:tc>
-          <w:tcPr>
-            <w:tcW w:type="dxa" w:w="4252"/>
-          </w:tcPr>
-          <w:p>
-            <w:pPr>
-              <w:spacing w:before="20" w:after="20"/>
-            </w:pPr>
-            <w:r>
-              <w:rPr>
-                <w:rFonts w:ascii="Aptos" w:hAnsi="Aptos"/>
-                <w:b w:val="0"/>
-                <w:i w:val="0"/>
-                <w:sz w:val="22"/>
-              </w:rPr>
-            </w:r>
-          </w:p>
-        </w:tc>
-      </w:tr>
-      <w:tr>
-        <w:tc>
-          <w:tcPr>
-            <w:tcW w:type="dxa" w:w="680"/>
-          </w:tcPr>
-          <w:p>
-            <w:pPr>
-              <w:spacing w:before="20" w:after="20"/>
-            </w:pPr>
-            <w:r>
-              <w:rPr>
-                <w:rFonts w:ascii="Aptos" w:hAnsi="Aptos"/>
-                <w:b w:val="0"/>
-                <w:i w:val="0"/>
-                <w:sz w:val="22"/>
-              </w:rPr>
-              <w:t>19.</w:t>
-            </w:r>
-          </w:p>
-        </w:tc>
-        <w:tc>
-          <w:tcPr>
-            <w:tcW w:type="dxa" w:w="4536"/>
-          </w:tcPr>
-          <w:p>
-            <w:pPr>
-              <w:spacing w:before="20" w:after="20"/>
-            </w:pPr>
-            <w:r>
-              <w:rPr>
-                <w:rFonts w:ascii="Aptos" w:hAnsi="Aptos"/>
-                <w:b w:val="0"/>
-                <w:i w:val="0"/>
-                <w:sz w:val="22"/>
-              </w:rPr>
-              <w:t>Podstawy edycji masha.</w:t>
-            </w:r>
-          </w:p>
-        </w:tc>
-        <w:tc>
-          <w:tcPr>
-            <w:tcW w:type="dxa" w:w="4252"/>
-          </w:tcPr>
-          <w:p>
-            <w:pPr>
-              <w:spacing w:before="20" w:after="20"/>
-            </w:pPr>
-            <w:r>
-              <w:rPr>
-                <w:rFonts w:ascii="Aptos" w:hAnsi="Aptos"/>
-                <w:b w:val="0"/>
-                <w:i w:val="0"/>
-                <w:sz w:val="22"/>
-              </w:rPr>
-            </w:r>
-          </w:p>
-        </w:tc>
-      </w:tr>
-      <w:tr>
-        <w:tc>
-          <w:tcPr>
-            <w:tcW w:type="dxa" w:w="680"/>
-          </w:tcPr>
-          <w:p>
-            <w:pPr>
-              <w:spacing w:before="20" w:after="20"/>
-            </w:pPr>
-            <w:r>
-              <w:rPr>
-                <w:rFonts w:ascii="Aptos" w:hAnsi="Aptos"/>
-                <w:b w:val="0"/>
-                <w:i w:val="0"/>
-                <w:sz w:val="22"/>
-              </w:rPr>
-              <w:t>20.</w:t>
-            </w:r>
-          </w:p>
-        </w:tc>
-        <w:tc>
-          <w:tcPr>
-            <w:tcW w:type="dxa" w:w="4536"/>
-          </w:tcPr>
-          <w:p>
-            <w:pPr>
-              <w:spacing w:before="20" w:after="20"/>
-            </w:pPr>
-            <w:r>
-              <w:rPr>
-                <w:rFonts w:ascii="Aptos" w:hAnsi="Aptos"/>
-                <w:b w:val="0"/>
-                <w:i w:val="0"/>
-                <w:sz w:val="22"/>
-              </w:rPr>
-              <w:t>Materiały i tekstury</w:t>
-            </w:r>
-          </w:p>
-        </w:tc>
-        <w:tc>
-          <w:tcPr>
-            <w:tcW w:type="dxa" w:w="4252"/>
-          </w:tcPr>
-          <w:p>
-            <w:pPr>
-              <w:spacing w:before="20" w:after="20"/>
-            </w:pPr>
-            <w:r>
-              <w:rPr>
-                <w:rFonts w:ascii="Aptos" w:hAnsi="Aptos"/>
-                <w:b w:val="0"/>
-                <w:i w:val="0"/>
-                <w:sz w:val="22"/>
-              </w:rPr>
-            </w:r>
-          </w:p>
-        </w:tc>
-      </w:tr>
-      <w:tr>
-        <w:tc>
-          <w:tcPr>
-            <w:tcW w:type="dxa" w:w="680"/>
-          </w:tcPr>
-          <w:p>
-            <w:pPr>
-              <w:spacing w:before="20" w:after="20"/>
-            </w:pPr>
-            <w:r>
-              <w:rPr>
-                <w:rFonts w:ascii="Aptos" w:hAnsi="Aptos"/>
-                <w:b w:val="0"/>
-                <w:i w:val="0"/>
-                <w:sz w:val="22"/>
-              </w:rPr>
-              <w:t>21.</w:t>
-            </w:r>
-          </w:p>
-        </w:tc>
-        <w:tc>
-          <w:tcPr>
-            <w:tcW w:type="dxa" w:w="4536"/>
-          </w:tcPr>
-          <w:p>
-            <w:pPr>
-              <w:spacing w:before="20" w:after="20"/>
-            </w:pPr>
-            <w:r>
-              <w:rPr>
-                <w:rFonts w:ascii="Aptos" w:hAnsi="Aptos"/>
-                <w:b w:val="0"/>
-                <w:i w:val="0"/>
-                <w:sz w:val="22"/>
-              </w:rPr>
-              <w:t>Ustawienia środowiska</w:t>
-            </w:r>
-          </w:p>
-        </w:tc>
-        <w:tc>
-          <w:tcPr>
-            <w:tcW w:type="dxa" w:w="4252"/>
-          </w:tcPr>
-          <w:p>
-            <w:pPr>
-              <w:spacing w:before="20" w:after="20"/>
-            </w:pPr>
-            <w:r>
-              <w:rPr>
-                <w:rFonts w:ascii="Aptos" w:hAnsi="Aptos"/>
-                <w:b w:val="0"/>
-                <w:i w:val="0"/>
-                <w:sz w:val="22"/>
-              </w:rPr>
-            </w:r>
-          </w:p>
-        </w:tc>
-      </w:tr>
-      <w:tr>
-        <w:tc>
-          <w:tcPr>
-            <w:tcW w:type="dxa" w:w="680"/>
-          </w:tcPr>
-          <w:p>
-            <w:pPr>
-              <w:spacing w:before="20" w:after="20"/>
-            </w:pPr>
-            <w:r>
-              <w:rPr>
-                <w:rFonts w:ascii="Aptos" w:hAnsi="Aptos"/>
-                <w:b w:val="0"/>
-                <w:i w:val="0"/>
-                <w:sz w:val="22"/>
-              </w:rPr>
-              <w:t>22.</w:t>
-            </w:r>
-          </w:p>
-        </w:tc>
-        <w:tc>
-          <w:tcPr>
-            <w:tcW w:type="dxa" w:w="4536"/>
-          </w:tcPr>
-          <w:p>
-            <w:pPr>
-              <w:spacing w:before="20" w:after="20"/>
-            </w:pPr>
-            <w:r>
-              <w:rPr>
-                <w:rFonts w:ascii="Aptos" w:hAnsi="Aptos"/>
-                <w:b w:val="0"/>
-                <w:i w:val="0"/>
-                <w:sz w:val="22"/>
-              </w:rPr>
-              <w:t>Podstawy Animacji. System cząstek</w:t>
-            </w:r>
-          </w:p>
-        </w:tc>
-        <w:tc>
-          <w:tcPr>
-            <w:tcW w:type="dxa" w:w="4252"/>
-          </w:tcPr>
-          <w:p>
-            <w:pPr>
-              <w:spacing w:before="20" w:after="20"/>
-            </w:pPr>
-            <w:r>
-              <w:rPr>
-                <w:rFonts w:ascii="Aptos" w:hAnsi="Aptos"/>
-                <w:b w:val="0"/>
-                <w:i w:val="0"/>
-                <w:sz w:val="22"/>
-              </w:rPr>
-            </w:r>
-          </w:p>
-        </w:tc>
-      </w:tr>
-      <w:tr>
-        <w:tc>
-          <w:tcPr>
-            <w:tcW w:type="dxa" w:w="680"/>
-          </w:tcPr>
-          <w:p>
-            <w:pPr>
-              <w:spacing w:before="20" w:after="20"/>
-            </w:pPr>
-            <w:r>
-              <w:rPr>
-                <w:rFonts w:ascii="Aptos" w:hAnsi="Aptos"/>
-                <w:b w:val="0"/>
-                <w:i w:val="0"/>
-                <w:sz w:val="22"/>
-              </w:rPr>
-              <w:t>23.</w:t>
-            </w:r>
-          </w:p>
-        </w:tc>
-        <w:tc>
-          <w:tcPr>
-            <w:tcW w:type="dxa" w:w="4536"/>
-          </w:tcPr>
-          <w:p>
-            <w:pPr>
-              <w:spacing w:before="20" w:after="20"/>
-            </w:pPr>
-            <w:r>
-              <w:rPr>
-                <w:rFonts w:ascii="Aptos" w:hAnsi="Aptos"/>
-                <w:b w:val="0"/>
-                <w:i w:val="0"/>
-                <w:sz w:val="22"/>
-              </w:rPr>
-              <w:t>Postprocessing</w:t>
-            </w:r>
-          </w:p>
-        </w:tc>
-        <w:tc>
-          <w:tcPr>
-            <w:tcW w:type="dxa" w:w="4252"/>
-          </w:tcPr>
-          <w:p>
-            <w:pPr>
-              <w:spacing w:before="20" w:after="20"/>
-            </w:pPr>
-            <w:r>
-              <w:rPr>
-                <w:rFonts w:ascii="Aptos" w:hAnsi="Aptos"/>
-                <w:b w:val="0"/>
-                <w:i w:val="0"/>
-                <w:sz w:val="22"/>
-              </w:rPr>
-            </w:r>
-          </w:p>
-        </w:tc>
-      </w:tr>
-      <w:tr>
-        <w:tc>
-          <w:tcPr>
-            <w:tcW w:type="dxa" w:w="680"/>
-          </w:tcPr>
-          <w:p>
-            <w:pPr>
-              <w:spacing w:before="20" w:after="20"/>
-            </w:pPr>
-            <w:r>
-              <w:rPr>
-                <w:rFonts w:ascii="Aptos" w:hAnsi="Aptos"/>
-                <w:b w:val="0"/>
-                <w:i w:val="0"/>
-                <w:sz w:val="22"/>
-              </w:rPr>
-              <w:t>24.</w:t>
-            </w:r>
-          </w:p>
-        </w:tc>
-        <w:tc>
-          <w:tcPr>
-            <w:tcW w:type="dxa" w:w="4536"/>
-          </w:tcPr>
-          <w:p>
-            <w:pPr>
-              <w:spacing w:before="20" w:after="20"/>
-            </w:pPr>
-            <w:r>
-              <w:rPr>
-                <w:rFonts w:ascii="Aptos" w:hAnsi="Aptos"/>
-                <w:b w:val="0"/>
-                <w:i w:val="0"/>
-                <w:sz w:val="22"/>
-              </w:rPr>
-              <w:t>Format svg.</w:t>
-            </w:r>
-          </w:p>
-        </w:tc>
-        <w:tc>
-          <w:tcPr>
-            <w:tcW w:type="dxa" w:w="4252"/>
-          </w:tcPr>
-          <w:p>
-            <w:pPr>
-              <w:spacing w:before="20" w:after="20"/>
-            </w:pPr>
-            <w:r>
-              <w:rPr>
-                <w:rFonts w:ascii="Aptos" w:hAnsi="Aptos"/>
-                <w:b w:val="0"/>
-                <w:i w:val="0"/>
-                <w:sz w:val="22"/>
-              </w:rPr>
-            </w:r>
-          </w:p>
-        </w:tc>
-      </w:tr>
-      <w:tr>
-        <w:tc>
-          <w:tcPr>
-            <w:tcW w:type="dxa" w:w="680"/>
-          </w:tcPr>
-          <w:p>
-            <w:pPr>
-              <w:spacing w:before="20" w:after="20"/>
-            </w:pPr>
-            <w:r>
-              <w:rPr>
-                <w:rFonts w:ascii="Aptos" w:hAnsi="Aptos"/>
-                <w:b w:val="0"/>
-                <w:i w:val="0"/>
-                <w:sz w:val="22"/>
-              </w:rPr>
-              <w:t>25.</w:t>
-            </w:r>
-          </w:p>
-        </w:tc>
-        <w:tc>
-          <w:tcPr>
-            <w:tcW w:type="dxa" w:w="4536"/>
-          </w:tcPr>
-          <w:p>
-            <w:pPr>
-              <w:spacing w:before="20" w:after="20"/>
-            </w:pPr>
-            <w:r>
-              <w:rPr>
-                <w:rFonts w:ascii="Aptos" w:hAnsi="Aptos"/>
-                <w:b w:val="0"/>
-                <w:i w:val="0"/>
-                <w:sz w:val="22"/>
-              </w:rPr>
-              <w:t>Algorytmy rastrowe.</w:t>
-            </w:r>
-          </w:p>
-        </w:tc>
-        <w:tc>
-          <w:tcPr>
-            <w:tcW w:type="dxa" w:w="4252"/>
-          </w:tcPr>
-          <w:p>
-            <w:pPr>
-              <w:spacing w:before="20" w:after="20"/>
-            </w:pPr>
-            <w:r>
-              <w:rPr>
-                <w:rFonts w:ascii="Aptos" w:hAnsi="Aptos"/>
-                <w:b w:val="0"/>
-                <w:i w:val="0"/>
-                <w:sz w:val="22"/>
-              </w:rPr>
-            </w:r>
-          </w:p>
-        </w:tc>
-      </w:tr>
-      <w:tr>
-        <w:tc>
-          <w:tcPr>
-            <w:tcW w:type="dxa" w:w="680"/>
-          </w:tcPr>
-          <w:p>
-            <w:pPr>
-              <w:spacing w:before="20" w:after="20"/>
-            </w:pPr>
-            <w:r>
-              <w:rPr>
-                <w:rFonts w:ascii="Aptos" w:hAnsi="Aptos"/>
-                <w:b w:val="0"/>
-                <w:i w:val="0"/>
-                <w:sz w:val="22"/>
-              </w:rPr>
-              <w:t>26.</w:t>
-            </w:r>
-          </w:p>
-        </w:tc>
-        <w:tc>
-          <w:tcPr>
-            <w:tcW w:type="dxa" w:w="4536"/>
-          </w:tcPr>
-          <w:p>
-            <w:pPr>
-              <w:spacing w:before="20" w:after="20"/>
-            </w:pPr>
-            <w:r>
-              <w:rPr>
-                <w:rFonts w:ascii="Aptos" w:hAnsi="Aptos"/>
-                <w:b w:val="0"/>
-                <w:i w:val="0"/>
-                <w:sz w:val="22"/>
-              </w:rPr>
-              <w:t>Filtry punktowe</w:t>
-            </w:r>
-          </w:p>
-        </w:tc>
-        <w:tc>
-          <w:tcPr>
-            <w:tcW w:type="dxa" w:w="4252"/>
-          </w:tcPr>
-          <w:p>
-            <w:pPr>
-              <w:spacing w:before="20" w:after="20"/>
-            </w:pPr>
-            <w:r>
-              <w:rPr>
-                <w:rFonts w:ascii="Aptos" w:hAnsi="Aptos"/>
-                <w:b w:val="0"/>
-                <w:i w:val="0"/>
-                <w:sz w:val="22"/>
-              </w:rPr>
-            </w:r>
-          </w:p>
-        </w:tc>
-      </w:tr>
-      <w:tr>
-        <w:tc>
-          <w:tcPr>
-            <w:tcW w:type="dxa" w:w="680"/>
-          </w:tcPr>
-          <w:p>
-            <w:pPr>
-              <w:spacing w:before="20" w:after="20"/>
-            </w:pPr>
-            <w:r>
-              <w:rPr>
-                <w:rFonts w:ascii="Aptos" w:hAnsi="Aptos"/>
-                <w:b w:val="0"/>
-                <w:i w:val="0"/>
-                <w:sz w:val="22"/>
-              </w:rPr>
-              <w:t>27.</w:t>
-            </w:r>
-          </w:p>
-        </w:tc>
-        <w:tc>
-          <w:tcPr>
-            <w:tcW w:type="dxa" w:w="4536"/>
-          </w:tcPr>
-          <w:p>
-            <w:pPr>
-              <w:spacing w:before="20" w:after="20"/>
-            </w:pPr>
-            <w:r>
-              <w:rPr>
-                <w:rFonts w:ascii="Aptos" w:hAnsi="Aptos"/>
-                <w:b w:val="0"/>
-                <w:i w:val="0"/>
-                <w:sz w:val="22"/>
-              </w:rPr>
-              <w:t>Geometryczne przekształcenie obrazów</w:t>
-            </w:r>
-          </w:p>
-        </w:tc>
-        <w:tc>
-          <w:tcPr>
-            <w:tcW w:type="dxa" w:w="4252"/>
-          </w:tcPr>
-          <w:p>
-            <w:pPr>
-              <w:spacing w:before="20" w:after="20"/>
-            </w:pPr>
-            <w:r>
-              <w:rPr>
-                <w:rFonts w:ascii="Aptos" w:hAnsi="Aptos"/>
-                <w:b w:val="0"/>
-                <w:i w:val="0"/>
-                <w:sz w:val="22"/>
-              </w:rPr>
-            </w:r>
-          </w:p>
-        </w:tc>
-      </w:tr>
-      <w:tr>
-        <w:tc>
-          <w:tcPr>
-            <w:tcW w:type="dxa" w:w="680"/>
-          </w:tcPr>
-          <w:p>
-            <w:pPr>
-              <w:spacing w:before="20" w:after="20"/>
-            </w:pPr>
-            <w:r>
-              <w:rPr>
-                <w:rFonts w:ascii="Aptos" w:hAnsi="Aptos"/>
-                <w:b w:val="0"/>
-                <w:i w:val="0"/>
-                <w:sz w:val="22"/>
-              </w:rPr>
-              <w:t>28.</w:t>
-            </w:r>
-          </w:p>
-        </w:tc>
-        <w:tc>
-          <w:tcPr>
-            <w:tcW w:type="dxa" w:w="4536"/>
-          </w:tcPr>
-          <w:p>
-            <w:pPr>
-              <w:spacing w:before="20" w:after="20"/>
-            </w:pPr>
-            <w:r>
-              <w:rPr>
-                <w:rFonts w:ascii="Aptos" w:hAnsi="Aptos"/>
-                <w:b w:val="0"/>
-                <w:i w:val="0"/>
-                <w:sz w:val="22"/>
-              </w:rPr>
-              <w:t>Podstawy OpenGL</w:t>
-            </w:r>
-          </w:p>
-        </w:tc>
-        <w:tc>
-          <w:tcPr>
-            <w:tcW w:type="dxa" w:w="4252"/>
-          </w:tcPr>
-          <w:p>
-            <w:pPr>
-              <w:spacing w:before="20" w:after="20"/>
-            </w:pPr>
-            <w:r>
-              <w:rPr>
-                <w:rFonts w:ascii="Aptos" w:hAnsi="Aptos"/>
-                <w:b w:val="0"/>
-                <w:i w:val="0"/>
-                <w:sz w:val="22"/>
-              </w:rPr>
-            </w:r>
-          </w:p>
-        </w:tc>
-      </w:tr>
-      <w:tr>
-        <w:tc>
-          <w:tcPr>
-            <w:tcW w:type="dxa" w:w="680"/>
-          </w:tcPr>
-          <w:p>
-            <w:pPr>
-              <w:spacing w:before="20" w:after="20"/>
-            </w:pPr>
-            <w:r>
-              <w:rPr>
-                <w:rFonts w:ascii="Aptos" w:hAnsi="Aptos"/>
-                <w:b w:val="0"/>
-                <w:i w:val="0"/>
-                <w:sz w:val="22"/>
-              </w:rPr>
-              <w:t>29.</w:t>
-            </w:r>
-          </w:p>
-        </w:tc>
-        <w:tc>
-          <w:tcPr>
-            <w:tcW w:type="dxa" w:w="4536"/>
-          </w:tcPr>
-          <w:p>
-            <w:pPr>
-              <w:spacing w:before="20" w:after="20"/>
-            </w:pPr>
-            <w:r>
-              <w:rPr>
-                <w:rFonts w:ascii="Aptos" w:hAnsi="Aptos"/>
-                <w:b w:val="0"/>
-                <w:i w:val="0"/>
-                <w:sz w:val="22"/>
-              </w:rPr>
-              <w:t>Przekształcenia w OpenGL</w:t>
-            </w:r>
-          </w:p>
-        </w:tc>
-        <w:tc>
-          <w:tcPr>
-            <w:tcW w:type="dxa" w:w="4252"/>
-          </w:tcPr>
-          <w:p>
-            <w:pPr>
-              <w:spacing w:before="20" w:after="20"/>
-            </w:pPr>
-            <w:r>
-              <w:rPr>
-                <w:rFonts w:ascii="Aptos" w:hAnsi="Aptos"/>
-                <w:b w:val="0"/>
-                <w:i w:val="0"/>
-                <w:sz w:val="22"/>
-              </w:rPr>
-            </w:r>
-          </w:p>
-        </w:tc>
-      </w:tr>
-      <w:tr>
-        <w:tc>
-          <w:tcPr>
-            <w:tcW w:type="dxa" w:w="680"/>
-          </w:tcPr>
-          <w:p>
-            <w:pPr>
-              <w:spacing w:before="20" w:after="20"/>
-            </w:pPr>
-            <w:r>
-              <w:rPr>
-                <w:rFonts w:ascii="Aptos" w:hAnsi="Aptos"/>
-                <w:b w:val="0"/>
-                <w:i w:val="0"/>
-                <w:sz w:val="22"/>
-              </w:rPr>
-              <w:t>30.</w:t>
-            </w:r>
-          </w:p>
-        </w:tc>
-        <w:tc>
-          <w:tcPr>
-            <w:tcW w:type="dxa" w:w="4536"/>
-          </w:tcPr>
-          <w:p>
-            <w:pPr>
-              <w:spacing w:before="20" w:after="20"/>
-            </w:pPr>
-            <w:r>
-              <w:rPr>
-                <w:rFonts w:ascii="Aptos" w:hAnsi="Aptos"/>
-                <w:b w:val="0"/>
-                <w:i w:val="0"/>
-                <w:sz w:val="22"/>
-              </w:rPr>
-              <w:t>Teksturowanie w OpenGL</w:t>
-            </w:r>
-          </w:p>
-        </w:tc>
-        <w:tc>
-          <w:tcPr>
-            <w:tcW w:type="dxa" w:w="4252"/>
-          </w:tcPr>
-          <w:p>
-            <w:pPr>
-              <w:spacing w:before="20" w:after="20"/>
-            </w:pPr>
-            <w:r>
-              <w:rPr>
-                <w:rFonts w:ascii="Aptos" w:hAnsi="Aptos"/>
-                <w:b w:val="0"/>
-                <w:i w:val="0"/>
-                <w:sz w:val="22"/>
-              </w:rPr>
-            </w:r>
-          </w:p>
-        </w:tc>
-      </w:tr>
-      <w:tr>
-        <w:tc>
-          <w:tcPr>
-            <w:tcW w:type="dxa" w:w="680"/>
-          </w:tcPr>
-          <w:p>
-            <w:pPr>
-              <w:spacing w:before="20" w:after="20"/>
-            </w:pPr>
-            <w:r>
-              <w:rPr>
-                <w:rFonts w:ascii="Aptos" w:hAnsi="Aptos"/>
-                <w:b w:val="0"/>
-                <w:i w:val="0"/>
-                <w:sz w:val="22"/>
-              </w:rPr>
-              <w:t>31.</w:t>
-            </w:r>
-          </w:p>
-        </w:tc>
-        <w:tc>
-          <w:tcPr>
-            <w:tcW w:type="dxa" w:w="4536"/>
-          </w:tcPr>
-          <w:p>
-            <w:pPr>
-              <w:spacing w:before="20" w:after="20"/>
-            </w:pPr>
-            <w:r>
-              <w:rPr>
-                <w:rFonts w:ascii="Aptos" w:hAnsi="Aptos"/>
-                <w:b w:val="0"/>
-                <w:i w:val="0"/>
-                <w:sz w:val="22"/>
-              </w:rPr>
-              <w:t>Oświetlenie w OpenGL</w:t>
-            </w:r>
-          </w:p>
-        </w:tc>
-        <w:tc>
-          <w:tcPr>
-            <w:tcW w:type="dxa" w:w="4252"/>
-          </w:tcPr>
-          <w:p>
-            <w:pPr>
-              <w:spacing w:before="20" w:after="20"/>
-            </w:pPr>
-            <w:r>
-              <w:rPr>
-                <w:rFonts w:ascii="Aptos" w:hAnsi="Aptos"/>
-                <w:b w:val="0"/>
-                <w:i w:val="0"/>
-                <w:sz w:val="22"/>
-              </w:rPr>
-            </w:r>
-          </w:p>
-        </w:tc>
-      </w:tr>
-      <w:tr>
-        <w:tc>
-          <w:tcPr>
-            <w:tcW w:type="dxa" w:w="680"/>
-          </w:tcPr>
-          <w:p>
-            <w:pPr>
-              <w:spacing w:before="20" w:after="20"/>
-            </w:pPr>
-            <w:r>
-              <w:rPr>
-                <w:rFonts w:ascii="Aptos" w:hAnsi="Aptos"/>
-                <w:b w:val="0"/>
-                <w:i w:val="0"/>
-                <w:sz w:val="22"/>
-              </w:rPr>
-              <w:t>32.</w:t>
-            </w:r>
-          </w:p>
-        </w:tc>
-        <w:tc>
-          <w:tcPr>
-            <w:tcW w:type="dxa" w:w="4536"/>
-          </w:tcPr>
-          <w:p>
-            <w:pPr>
-              <w:spacing w:before="20" w:after="20"/>
-            </w:pPr>
-            <w:r>
-              <w:rPr>
-                <w:rFonts w:ascii="Aptos" w:hAnsi="Aptos"/>
-                <w:b w:val="0"/>
-                <w:i w:val="0"/>
-                <w:sz w:val="22"/>
-              </w:rPr>
               <w:t>Modelowanie za pomocą krzywych i powierzchni Béziera</w:t>
             </w:r>
           </w:p>
@@ -3875,6 +2943,7 @@
                 <w:i w:val="0"/>
                 <w:sz w:val="22"/>
               </w:rPr>
+              <w:t>Modelowanie za pomocą krzywych i powierzchni Béziera</w:t>
             </w:r>
           </w:p>
         </w:tc>

--- a/public/assets/files/stacjonarne/GRK.docx
+++ b/public/assets/files/stacjonarne/GRK.docx
@@ -3323,7 +3323,7 @@
                 <w:i w:val="0"/>
                 <w:sz w:val="22"/>
               </w:rPr>
-              <w:t>K_W04</w:t>
+              <w:t>K_W11</w:t>
             </w:r>
           </w:p>
         </w:tc>
@@ -3361,7 +3361,7 @@
                 <w:i w:val="0"/>
                 <w:sz w:val="22"/>
               </w:rPr>
-              <w:t>egzamin pisemny - test wyboru; ocena pracy podczas ćwiczenia</w:t>
+              <w:t>egzamin pisemny - test wyboru</w:t>
             </w:r>
           </w:p>
         </w:tc>
@@ -3382,7 +3382,7 @@
                 <w:i w:val="0"/>
                 <w:sz w:val="22"/>
               </w:rPr>
-              <w:t>K_W05</w:t>
+              <w:t>K_W11</w:t>
             </w:r>
           </w:p>
         </w:tc>
@@ -3420,7 +3420,7 @@
                 <w:i w:val="0"/>
                 <w:sz w:val="22"/>
               </w:rPr>
-              <w:t>egzamin pisemny - test wyboru; ocena pracy podczas ćwiczenia</w:t>
+              <w:t>egzamin pisemny - test wyboru</w:t>
             </w:r>
           </w:p>
         </w:tc>
@@ -3479,7 +3479,7 @@
                 <w:i w:val="0"/>
                 <w:sz w:val="22"/>
               </w:rPr>
-              <w:t>egzamin pisemny - test wyboru; ocena pracy podczas ćwiczenia</w:t>
+              <w:t>egzamin pisemny - test wyboru</w:t>
             </w:r>
           </w:p>
         </w:tc>
@@ -3643,7 +3643,7 @@
                 <w:i w:val="0"/>
                 <w:sz w:val="22"/>
               </w:rPr>
-              <w:t>egzamin pisemny - test wyboru; ocena pracy podczas ćwiczenia</w:t>
+              <w:t>ocena pracy podczas ćwiczenia</w:t>
             </w:r>
           </w:p>
         </w:tc>
@@ -3664,7 +3664,7 @@
                 <w:i w:val="0"/>
                 <w:sz w:val="22"/>
               </w:rPr>
-              <w:t>K_U11</w:t>
+              <w:t>K_U17</w:t>
             </w:r>
           </w:p>
         </w:tc>
@@ -3702,7 +3702,7 @@
                 <w:i w:val="0"/>
                 <w:sz w:val="22"/>
               </w:rPr>
-              <w:t>egzamin pisemny - test wyboru; ocena pracy podczas ćwiczenia</w:t>
+              <w:t>ocena pracy podczas ćwiczenia</w:t>
             </w:r>
           </w:p>
         </w:tc>
@@ -3761,7 +3761,7 @@
                 <w:i w:val="0"/>
                 <w:sz w:val="22"/>
               </w:rPr>
-              <w:t>egzamin pisemny - test wyboru; ocena pracy podczas ćwiczenia</w:t>
+              <w:t>ocena pracy podczas ćwiczenia</w:t>
             </w:r>
           </w:p>
         </w:tc>
@@ -3887,6 +3887,7 @@
                 <w:i w:val="0"/>
                 <w:sz w:val="22"/>
               </w:rPr>
+              <w:t>K_K03</w:t>
             </w:r>
           </w:p>
         </w:tc>
@@ -3924,7 +3925,7 @@
                 <w:i w:val="0"/>
                 <w:sz w:val="22"/>
               </w:rPr>
-              <w:t>egzamin pisemny - test wyboru; ocena pracy podczas ćwiczenia</w:t>
+              <w:t>ocena pracy podczas ćwiczenia</w:t>
             </w:r>
           </w:p>
         </w:tc>
@@ -3945,6 +3946,7 @@
                 <w:i w:val="0"/>
                 <w:sz w:val="22"/>
               </w:rPr>
+              <w:t>K_K05</w:t>
             </w:r>
           </w:p>
         </w:tc>
@@ -3982,7 +3984,7 @@
                 <w:i w:val="0"/>
                 <w:sz w:val="22"/>
               </w:rPr>
-              <w:t>egzamin pisemny - test wyboru; ocena pracy podczas ćwiczenia</w:t>
+              <w:t>ocena pracy podczas ćwiczenia</w:t>
             </w:r>
           </w:p>
         </w:tc>
